--- a/FSD - Designing and Managing Databases with MongoDB/FSD MERN - Designing and Managing Databases with MongoDB - Day 7 - 02-05-2026.docx
+++ b/FSD - Designing and Managing Databases with MongoDB/FSD MERN - Designing and Managing Databases with MongoDB - Day 7 - 02-05-2026.docx
@@ -98,7 +98,15 @@
     </w:p>
     <w:p>
       <w:r>
-        <w:t xml:space="preserve">Students details which contains </w:t>
+        <w:t xml:space="preserve">Students </w:t>
+      </w:r>
+      <w:proofErr w:type="gramStart"/>
+      <w:r>
+        <w:t>details</w:t>
+      </w:r>
+      <w:proofErr w:type="gramEnd"/>
+      <w:r>
+        <w:t xml:space="preserve"> which contains </w:t>
       </w:r>
       <w:proofErr w:type="spellStart"/>
       <w:r>
@@ -472,50 +480,186 @@
     </w:p>
     <w:p>
       <w:r>
-        <w:t>{_id:1,sname:”Raj”,age:21,skillset:[“</w:t>
+        <w:t>{_id:</w:t>
+      </w:r>
+      <w:proofErr w:type="gramStart"/>
+      <w:r>
+        <w:t>1,sname:”Raj”,age</w:t>
+      </w:r>
+      <w:proofErr w:type="gramEnd"/>
+      <w:r>
+        <w:t>:</w:t>
+      </w:r>
+      <w:proofErr w:type="gramStart"/>
+      <w:r>
+        <w:t>21,skillset:[</w:t>
+      </w:r>
+      <w:proofErr w:type="gramEnd"/>
+      <w:r>
+        <w:t>“</w:t>
       </w:r>
       <w:proofErr w:type="spellStart"/>
       <w:r>
-        <w:t>Java”,”Python”,”React</w:t>
+        <w:t>Java”</w:t>
+      </w:r>
+      <w:proofErr w:type="gramStart"/>
+      <w:r>
+        <w:t>,”Python</w:t>
+      </w:r>
+      <w:proofErr w:type="gramEnd"/>
+      <w:r>
+        <w:t>”</w:t>
+      </w:r>
+      <w:proofErr w:type="gramStart"/>
+      <w:r>
+        <w:t>,”React</w:t>
       </w:r>
       <w:proofErr w:type="spellEnd"/>
+      <w:proofErr w:type="gramEnd"/>
       <w:r>
         <w:t xml:space="preserve"> JS”]};</w:t>
       </w:r>
     </w:p>
     <w:p/>
     <w:p>
-      <w:r>
-        <w:t>db.Students.insertOne({_id:1,sname:"Raj",age:21,skillSet:["Java","Python","React JS"]});</w:t>
-      </w:r>
-    </w:p>
-    <w:p>
-      <w:r>
-        <w:t>db.Students.insertOne({_id:2,sname:"Ravi",age:24,skillSet:["HTML","CSS","JS"]});</w:t>
-      </w:r>
-    </w:p>
-    <w:p>
-      <w:r>
-        <w:t>db.Students.insertOne({_id:3,sname:"Ramu",age:26,skillSet:["C","C++","C#"]});</w:t>
+      <w:proofErr w:type="gramStart"/>
+      <w:r>
+        <w:t>db.Students.insertOne</w:t>
+      </w:r>
+      <w:proofErr w:type="gramEnd"/>
+      <w:r>
+        <w:t>({_id:</w:t>
+      </w:r>
+      <w:proofErr w:type="gramStart"/>
+      <w:r>
+        <w:t>1,sname</w:t>
+      </w:r>
+      <w:proofErr w:type="gramEnd"/>
+      <w:r>
+        <w:t>:"Raj</w:t>
+      </w:r>
+      <w:proofErr w:type="gramStart"/>
+      <w:r>
+        <w:t>",age</w:t>
+      </w:r>
+      <w:proofErr w:type="gramEnd"/>
+      <w:r>
+        <w:t>:</w:t>
+      </w:r>
+      <w:proofErr w:type="gramStart"/>
+      <w:r>
+        <w:t>21,skillSet:[</w:t>
+      </w:r>
+      <w:proofErr w:type="gramEnd"/>
+      <w:r>
+        <w:t>"Java","Python","React JS"]});</w:t>
+      </w:r>
+    </w:p>
+    <w:p>
+      <w:proofErr w:type="gramStart"/>
+      <w:r>
+        <w:t>db.Students.insertOne</w:t>
+      </w:r>
+      <w:proofErr w:type="gramEnd"/>
+      <w:r>
+        <w:t>({_id:</w:t>
+      </w:r>
+      <w:proofErr w:type="gramStart"/>
+      <w:r>
+        <w:t>2,sname</w:t>
+      </w:r>
+      <w:proofErr w:type="gramEnd"/>
+      <w:r>
+        <w:t>:"Ravi</w:t>
+      </w:r>
+      <w:proofErr w:type="gramStart"/>
+      <w:r>
+        <w:t>",age</w:t>
+      </w:r>
+      <w:proofErr w:type="gramEnd"/>
+      <w:r>
+        <w:t>:</w:t>
+      </w:r>
+      <w:proofErr w:type="gramStart"/>
+      <w:r>
+        <w:t>24,skillSet</w:t>
+      </w:r>
+      <w:proofErr w:type="gramEnd"/>
+      <w:r>
+        <w:t>:["HTML","CSS","JS"]});</w:t>
+      </w:r>
+    </w:p>
+    <w:p>
+      <w:proofErr w:type="gramStart"/>
+      <w:r>
+        <w:t>db.Students.insertOne</w:t>
+      </w:r>
+      <w:proofErr w:type="gramEnd"/>
+      <w:r>
+        <w:t>({_id:</w:t>
+      </w:r>
+      <w:proofErr w:type="gramStart"/>
+      <w:r>
+        <w:t>3,sname</w:t>
+      </w:r>
+      <w:proofErr w:type="gramEnd"/>
+      <w:r>
+        <w:t>:"Ramu</w:t>
+      </w:r>
+      <w:proofErr w:type="gramStart"/>
+      <w:r>
+        <w:t>",age</w:t>
+      </w:r>
+      <w:proofErr w:type="gramEnd"/>
+      <w:r>
+        <w:t>:</w:t>
+      </w:r>
+      <w:proofErr w:type="gramStart"/>
+      <w:r>
+        <w:t>26,skillSet</w:t>
+      </w:r>
+      <w:proofErr w:type="gramEnd"/>
+      <w:r>
+        <w:t>:["C","C++","C#"]});</w:t>
       </w:r>
     </w:p>
     <w:p>
       <w:proofErr w:type="spellStart"/>
+      <w:proofErr w:type="gramStart"/>
       <w:r>
         <w:t>db.Students.insertOne</w:t>
       </w:r>
       <w:proofErr w:type="spellEnd"/>
-      <w:r>
-        <w:t>({_id:4,sname:"Ramesh",age:28});</w:t>
+      <w:proofErr w:type="gramEnd"/>
+      <w:r>
+        <w:t>({_id:</w:t>
+      </w:r>
+      <w:proofErr w:type="gramStart"/>
+      <w:r>
+        <w:t>4,sname</w:t>
+      </w:r>
+      <w:proofErr w:type="gramEnd"/>
+      <w:r>
+        <w:t>:"Ramesh</w:t>
+      </w:r>
+      <w:proofErr w:type="gramStart"/>
+      <w:r>
+        <w:t>",age</w:t>
+      </w:r>
+      <w:proofErr w:type="gramEnd"/>
+      <w:r>
+        <w:t>:28});</w:t>
       </w:r>
     </w:p>
     <w:p/>
     <w:p>
       <w:proofErr w:type="spellStart"/>
+      <w:proofErr w:type="gramStart"/>
       <w:r>
         <w:t>db.Students.find</w:t>
       </w:r>
       <w:proofErr w:type="spellEnd"/>
+      <w:proofErr w:type="gramEnd"/>
       <w:r>
         <w:t>();</w:t>
       </w:r>
@@ -528,10 +672,12 @@
     <w:p/>
     <w:p>
       <w:proofErr w:type="spellStart"/>
+      <w:proofErr w:type="gramStart"/>
       <w:r>
         <w:t>db.Students.find</w:t>
       </w:r>
       <w:proofErr w:type="spellEnd"/>
+      <w:proofErr w:type="gramEnd"/>
       <w:r>
         <w:t>({</w:t>
       </w:r>
@@ -551,79 +697,66 @@
           <w:b/>
           <w:bCs/>
         </w:rPr>
-        <w:t>$push</w:t>
-      </w:r>
-      <w:r>
-        <w:t xml:space="preserve"> : it is use to add new value to array fields </w:t>
-      </w:r>
-    </w:p>
-    <w:p>
-      <w:proofErr w:type="spellStart"/>
-      <w:r>
-        <w:t>db.Students.updateOne</w:t>
-      </w:r>
-      <w:proofErr w:type="spellEnd"/>
-      <w:r>
-        <w:t>({_id:1},{$push:{</w:t>
-      </w:r>
-      <w:proofErr w:type="spellStart"/>
-      <w:r>
-        <w:t>skillSet</w:t>
-      </w:r>
-      <w:proofErr w:type="spellEnd"/>
-      <w:r>
-        <w:t>:"Angular Framework"}});</w:t>
-      </w:r>
-    </w:p>
-    <w:p/>
-    <w:p>
+        <w:t>$</w:t>
+      </w:r>
+      <w:proofErr w:type="gramStart"/>
       <w:r>
         <w:rPr>
           <w:b/>
           <w:bCs/>
         </w:rPr>
-        <w:t>$pop</w:t>
-      </w:r>
-      <w:r>
-        <w:t xml:space="preserve"> : it is use to remove array value fields </w:t>
+        <w:t>push</w:t>
+      </w:r>
+      <w:r>
+        <w:t xml:space="preserve"> :</w:t>
+      </w:r>
+      <w:proofErr w:type="gramEnd"/>
+      <w:r>
+        <w:t xml:space="preserve"> it is </w:t>
+      </w:r>
+      <w:proofErr w:type="gramStart"/>
+      <w:r>
+        <w:t>use</w:t>
+      </w:r>
+      <w:proofErr w:type="gramEnd"/>
+      <w:r>
+        <w:t xml:space="preserve"> to add new value to array fields </w:t>
       </w:r>
     </w:p>
     <w:p>
       <w:proofErr w:type="spellStart"/>
+      <w:proofErr w:type="gramStart"/>
       <w:r>
         <w:t>db.Students.updateOne</w:t>
       </w:r>
       <w:proofErr w:type="spellEnd"/>
-      <w:r>
-        <w:t>({_id:3},{$pop:{skillSet:1}});</w:t>
-      </w:r>
-      <w:r>
-        <w:tab/>
-        <w:t xml:space="preserve">remove first </w:t>
-      </w:r>
-    </w:p>
-    <w:p>
+      <w:proofErr w:type="gramEnd"/>
+      <w:r>
+        <w:t>({_id:1</w:t>
+      </w:r>
+      <w:proofErr w:type="gramStart"/>
+      <w:r>
+        <w:t>},{</w:t>
+      </w:r>
+      <w:proofErr w:type="gramEnd"/>
+      <w:r>
+        <w:t>$</w:t>
+      </w:r>
+      <w:proofErr w:type="gramStart"/>
+      <w:r>
+        <w:t>push:{</w:t>
+      </w:r>
       <w:proofErr w:type="spellStart"/>
-      <w:r>
-        <w:t>db.Students.updateOne</w:t>
+      <w:proofErr w:type="gramEnd"/>
+      <w:r>
+        <w:t>skillSet</w:t>
       </w:r>
       <w:proofErr w:type="spellEnd"/>
       <w:r>
-        <w:t>({_id:2},{$pop:{</w:t>
-      </w:r>
-      <w:proofErr w:type="spellStart"/>
-      <w:r>
-        <w:t>skillSet</w:t>
-      </w:r>
-      <w:proofErr w:type="spellEnd"/>
-      <w:r>
-        <w:t>:-1}});</w:t>
-      </w:r>
-      <w:r>
-        <w:tab/>
-        <w:t xml:space="preserve">remove last </w:t>
-      </w:r>
-    </w:p>
+        <w:t>:"Angular Framework"}});</w:t>
+      </w:r>
+    </w:p>
+    <w:p/>
     <w:p>
       <w:r>
         <w:rPr>
@@ -632,30 +765,153 @@
         </w:rPr>
         <w:t>$</w:t>
       </w:r>
-      <w:proofErr w:type="spellStart"/>
+      <w:proofErr w:type="gramStart"/>
       <w:r>
         <w:rPr>
           <w:b/>
           <w:bCs/>
         </w:rPr>
+        <w:t>pop</w:t>
+      </w:r>
+      <w:r>
+        <w:t xml:space="preserve"> :</w:t>
+      </w:r>
+      <w:proofErr w:type="gramEnd"/>
+      <w:r>
+        <w:t xml:space="preserve"> it is </w:t>
+      </w:r>
+      <w:proofErr w:type="gramStart"/>
+      <w:r>
+        <w:t>use</w:t>
+      </w:r>
+      <w:proofErr w:type="gramEnd"/>
+      <w:r>
+        <w:t xml:space="preserve"> to remove array value fields </w:t>
+      </w:r>
+    </w:p>
+    <w:p>
+      <w:proofErr w:type="spellStart"/>
+      <w:proofErr w:type="gramStart"/>
+      <w:r>
+        <w:t>db.Students.updateOne</w:t>
+      </w:r>
+      <w:proofErr w:type="spellEnd"/>
+      <w:proofErr w:type="gramEnd"/>
+      <w:r>
+        <w:t>({_id:3</w:t>
+      </w:r>
+      <w:proofErr w:type="gramStart"/>
+      <w:r>
+        <w:t>},{</w:t>
+      </w:r>
+      <w:proofErr w:type="gramEnd"/>
+      <w:r>
+        <w:t>$</w:t>
+      </w:r>
+      <w:proofErr w:type="gramStart"/>
+      <w:r>
+        <w:t>pop:{</w:t>
+      </w:r>
+      <w:proofErr w:type="gramEnd"/>
+      <w:r>
+        <w:t>skillSet:1}});</w:t>
+      </w:r>
+      <w:r>
+        <w:tab/>
+        <w:t xml:space="preserve">remove first </w:t>
+      </w:r>
+    </w:p>
+    <w:p>
+      <w:proofErr w:type="spellStart"/>
+      <w:proofErr w:type="gramStart"/>
+      <w:r>
+        <w:t>db.Students.updateOne</w:t>
+      </w:r>
+      <w:proofErr w:type="spellEnd"/>
+      <w:proofErr w:type="gramEnd"/>
+      <w:r>
+        <w:t>({_id:2</w:t>
+      </w:r>
+      <w:proofErr w:type="gramStart"/>
+      <w:r>
+        <w:t>},{</w:t>
+      </w:r>
+      <w:proofErr w:type="gramEnd"/>
+      <w:r>
+        <w:t>$</w:t>
+      </w:r>
+      <w:proofErr w:type="gramStart"/>
+      <w:r>
+        <w:t>pop:{</w:t>
+      </w:r>
+      <w:proofErr w:type="spellStart"/>
+      <w:r>
+        <w:t>skillSet</w:t>
+      </w:r>
+      <w:proofErr w:type="spellEnd"/>
+      <w:r>
+        <w:t>:-</w:t>
+      </w:r>
+      <w:proofErr w:type="gramEnd"/>
+      <w:r>
+        <w:t>1}});</w:t>
+      </w:r>
+      <w:r>
+        <w:tab/>
+        <w:t xml:space="preserve">remove last </w:t>
+      </w:r>
+    </w:p>
+    <w:p>
+      <w:r>
+        <w:rPr>
+          <w:b/>
+          <w:bCs/>
+        </w:rPr>
+        <w:t>$</w:t>
+      </w:r>
+      <w:proofErr w:type="spellStart"/>
+      <w:r>
+        <w:rPr>
+          <w:b/>
+          <w:bCs/>
+        </w:rPr>
         <w:t>addToSet</w:t>
       </w:r>
       <w:proofErr w:type="spellEnd"/>
       <w:r>
         <w:tab/>
-        <w:t xml:space="preserve">: it is use to add unique value to array </w:t>
+        <w:t xml:space="preserve">: it is </w:t>
+      </w:r>
+      <w:proofErr w:type="gramStart"/>
+      <w:r>
+        <w:t>use</w:t>
+      </w:r>
+      <w:proofErr w:type="gramEnd"/>
+      <w:r>
+        <w:t xml:space="preserve"> to add unique value to array </w:t>
       </w:r>
     </w:p>
     <w:p>
       <w:proofErr w:type="spellStart"/>
+      <w:proofErr w:type="gramStart"/>
       <w:r>
         <w:t>db.Students.updateOne</w:t>
       </w:r>
       <w:proofErr w:type="spellEnd"/>
-      <w:r>
-        <w:t>({_id:1},{$</w:t>
+      <w:proofErr w:type="gramEnd"/>
+      <w:r>
+        <w:t>({_id:1</w:t>
+      </w:r>
+      <w:proofErr w:type="gramStart"/>
+      <w:r>
+        <w:t>},{</w:t>
+      </w:r>
+      <w:proofErr w:type="gramEnd"/>
+      <w:r>
+        <w:t>$</w:t>
       </w:r>
       <w:proofErr w:type="spellStart"/>
+      <w:proofErr w:type="gramStart"/>
       <w:r>
         <w:t>addToSet</w:t>
       </w:r>
@@ -664,6 +920,7 @@
         <w:t>:{</w:t>
       </w:r>
       <w:proofErr w:type="spellStart"/>
+      <w:proofErr w:type="gramEnd"/>
       <w:r>
         <w:t>skillSet</w:t>
       </w:r>
@@ -674,7 +931,849 @@
     </w:p>
     <w:p/>
     <w:p/>
+    <w:p>
+      <w:pPr>
+        <w:rPr>
+          <w:b/>
+          <w:bCs/>
+        </w:rPr>
+      </w:pPr>
+      <w:r>
+        <w:rPr>
+          <w:b/>
+          <w:bCs/>
+        </w:rPr>
+        <w:t xml:space="preserve">Mongo DB Relationship </w:t>
+      </w:r>
+    </w:p>
     <w:p/>
+    <w:p>
+      <w:r>
+        <w:t xml:space="preserve">In mongo </w:t>
+      </w:r>
+      <w:proofErr w:type="spellStart"/>
+      <w:r>
+        <w:t>db</w:t>
+      </w:r>
+      <w:proofErr w:type="spellEnd"/>
+      <w:r>
+        <w:t xml:space="preserve"> we can achieve relationship using 2 ways </w:t>
+      </w:r>
+    </w:p>
+    <w:p>
+      <w:pPr>
+        <w:pStyle w:val="ListParagraph"/>
+        <w:numPr>
+          <w:ilvl w:val="0"/>
+          <w:numId w:val="25"/>
+        </w:numPr>
+      </w:pPr>
+      <w:r>
+        <w:t xml:space="preserve">Embedded </w:t>
+      </w:r>
+      <w:proofErr w:type="gramStart"/>
+      <w:r>
+        <w:t>style :</w:t>
+      </w:r>
+      <w:proofErr w:type="gramEnd"/>
+      <w:r>
+        <w:t xml:space="preserve"> in one collection we can store more then one collection of single or array type. </w:t>
+      </w:r>
+    </w:p>
+    <w:p>
+      <w:pPr>
+        <w:pStyle w:val="ListParagraph"/>
+        <w:numPr>
+          <w:ilvl w:val="0"/>
+          <w:numId w:val="25"/>
+        </w:numPr>
+      </w:pPr>
+      <w:r>
+        <w:t xml:space="preserve">Relationship </w:t>
+      </w:r>
+      <w:proofErr w:type="gramStart"/>
+      <w:r>
+        <w:t>style :</w:t>
+      </w:r>
+      <w:proofErr w:type="gramEnd"/>
+      <w:r>
+        <w:t xml:space="preserve"> more than one collection we can store documents. </w:t>
+      </w:r>
+    </w:p>
+    <w:p>
+      <w:pPr>
+        <w:ind w:left="360"/>
+      </w:pPr>
+    </w:p>
+    <w:p>
+      <w:pPr>
+        <w:ind w:left="360"/>
+      </w:pPr>
+      <w:r>
+        <w:lastRenderedPageBreak/>
+        <w:t xml:space="preserve">In mongo </w:t>
+      </w:r>
+      <w:proofErr w:type="spellStart"/>
+      <w:r>
+        <w:t>db</w:t>
+      </w:r>
+      <w:proofErr w:type="spellEnd"/>
+      <w:r>
+        <w:t xml:space="preserve"> we can store document inside another document </w:t>
+      </w:r>
+      <w:proofErr w:type="spellStart"/>
+      <w:r>
+        <w:t>ie</w:t>
+      </w:r>
+      <w:proofErr w:type="spellEnd"/>
+      <w:r>
+        <w:t xml:space="preserve"> embedded style. There relationship achieve one document level rather than collection level. </w:t>
+      </w:r>
+    </w:p>
+    <w:p>
+      <w:pPr>
+        <w:ind w:left="360"/>
+      </w:pPr>
+    </w:p>
+    <w:p>
+      <w:pPr>
+        <w:ind w:left="360"/>
+      </w:pPr>
+      <w:proofErr w:type="spellStart"/>
+      <w:r>
+        <w:t>EmployeeInfo</w:t>
+      </w:r>
+      <w:proofErr w:type="spellEnd"/>
+      <w:r>
+        <w:t xml:space="preserve"> </w:t>
+      </w:r>
+    </w:p>
+    <w:p>
+      <w:pPr>
+        <w:ind w:left="360"/>
+      </w:pPr>
+      <w:r>
+        <w:t>1</w:t>
+      </w:r>
+      <w:r>
+        <w:rPr>
+          <w:vertAlign w:val="superscript"/>
+        </w:rPr>
+        <w:t>st</w:t>
+      </w:r>
+      <w:r>
+        <w:t xml:space="preserve"> employee </w:t>
+      </w:r>
+    </w:p>
+    <w:p>
+      <w:pPr>
+        <w:ind w:left="360"/>
+      </w:pPr>
+      <w:r>
+        <w:tab/>
+        <w:t xml:space="preserve">One to one relationship. </w:t>
+      </w:r>
+    </w:p>
+    <w:p>
+      <w:pPr>
+        <w:ind w:left="360"/>
+      </w:pPr>
+      <w:r>
+        <w:tab/>
+      </w:r>
+      <w:proofErr w:type="spellStart"/>
+      <w:proofErr w:type="gramStart"/>
+      <w:r>
+        <w:t>Id,name</w:t>
+      </w:r>
+      <w:proofErr w:type="gramEnd"/>
+      <w:r>
+        <w:t>,</w:t>
+      </w:r>
+      <w:proofErr w:type="gramStart"/>
+      <w:r>
+        <w:t>salary,skillset</w:t>
+      </w:r>
+      <w:proofErr w:type="spellEnd"/>
+      <w:proofErr w:type="gramEnd"/>
+      <w:r>
+        <w:t>[], project {</w:t>
+      </w:r>
+      <w:proofErr w:type="spellStart"/>
+      <w:proofErr w:type="gramStart"/>
+      <w:r>
+        <w:t>pid,pname</w:t>
+      </w:r>
+      <w:proofErr w:type="gramEnd"/>
+      <w:r>
+        <w:t>,tech</w:t>
+      </w:r>
+      <w:proofErr w:type="spellEnd"/>
+      <w:proofErr w:type="gramStart"/>
+      <w:r>
+        <w:t>} :</w:t>
+      </w:r>
+      <w:proofErr w:type="gramEnd"/>
+      <w:r>
+        <w:t xml:space="preserve"> project attribute is a type of object type. </w:t>
+      </w:r>
+    </w:p>
+    <w:p>
+      <w:pPr>
+        <w:ind w:left="360"/>
+      </w:pPr>
+      <w:r>
+        <w:tab/>
+        <w:t xml:space="preserve">One to many relationship </w:t>
+      </w:r>
+    </w:p>
+    <w:p>
+      <w:pPr>
+        <w:ind w:left="360"/>
+      </w:pPr>
+      <w:r>
+        <w:t xml:space="preserve">     </w:t>
+      </w:r>
+      <w:proofErr w:type="spellStart"/>
+      <w:proofErr w:type="gramStart"/>
+      <w:r>
+        <w:t>Id,name</w:t>
+      </w:r>
+      <w:proofErr w:type="gramEnd"/>
+      <w:r>
+        <w:t>,</w:t>
+      </w:r>
+      <w:proofErr w:type="gramStart"/>
+      <w:r>
+        <w:t>salary,skillset</w:t>
+      </w:r>
+      <w:proofErr w:type="spellEnd"/>
+      <w:proofErr w:type="gramEnd"/>
+      <w:r>
+        <w:t>[</w:t>
+      </w:r>
+      <w:proofErr w:type="gramStart"/>
+      <w:r>
+        <w:t>],project:[</w:t>
+      </w:r>
+      <w:proofErr w:type="gramEnd"/>
+      <w:r>
+        <w:t>{</w:t>
+      </w:r>
+      <w:proofErr w:type="gramStart"/>
+      <w:r>
+        <w:t>},{},{</w:t>
+      </w:r>
+      <w:proofErr w:type="gramEnd"/>
+      <w:r>
+        <w:t>}]</w:t>
+      </w:r>
+    </w:p>
+    <w:p/>
+    <w:p>
+      <w:pPr>
+        <w:rPr>
+          <w:highlight w:val="yellow"/>
+        </w:rPr>
+      </w:pPr>
+      <w:proofErr w:type="gramStart"/>
+      <w:r>
+        <w:rPr>
+          <w:highlight w:val="yellow"/>
+        </w:rPr>
+        <w:t>d</w:t>
+      </w:r>
+      <w:r>
+        <w:rPr>
+          <w:highlight w:val="yellow"/>
+        </w:rPr>
+        <w:t>b.EmployeeDetails.insertOne</w:t>
+      </w:r>
+      <w:proofErr w:type="gramEnd"/>
+      <w:r>
+        <w:rPr>
+          <w:highlight w:val="yellow"/>
+        </w:rPr>
+        <w:t>({_id:</w:t>
+      </w:r>
+      <w:proofErr w:type="gramStart"/>
+      <w:r>
+        <w:rPr>
+          <w:highlight w:val="yellow"/>
+        </w:rPr>
+        <w:t>100,name</w:t>
+      </w:r>
+      <w:proofErr w:type="gramEnd"/>
+      <w:r>
+        <w:rPr>
+          <w:highlight w:val="yellow"/>
+        </w:rPr>
+        <w:t>:"Ajay</w:t>
+      </w:r>
+      <w:proofErr w:type="gramStart"/>
+      <w:r>
+        <w:rPr>
+          <w:highlight w:val="yellow"/>
+        </w:rPr>
+        <w:t>",age</w:t>
+      </w:r>
+      <w:proofErr w:type="gramEnd"/>
+      <w:r>
+        <w:rPr>
+          <w:highlight w:val="yellow"/>
+        </w:rPr>
+        <w:t>:</w:t>
+      </w:r>
+      <w:proofErr w:type="gramStart"/>
+      <w:r>
+        <w:rPr>
+          <w:highlight w:val="yellow"/>
+        </w:rPr>
+        <w:t>21,skillSet</w:t>
+      </w:r>
+      <w:proofErr w:type="gramEnd"/>
+      <w:r>
+        <w:rPr>
+          <w:highlight w:val="yellow"/>
+        </w:rPr>
+        <w:t>:["Java","Python"</w:t>
+      </w:r>
+      <w:proofErr w:type="gramStart"/>
+      <w:r>
+        <w:rPr>
+          <w:highlight w:val="yellow"/>
+        </w:rPr>
+        <w:t>],project</w:t>
+      </w:r>
+      <w:proofErr w:type="gramEnd"/>
+      <w:r>
+        <w:rPr>
+          <w:highlight w:val="yellow"/>
+        </w:rPr>
+        <w:t>:{pid:</w:t>
+      </w:r>
+      <w:proofErr w:type="gramStart"/>
+      <w:r>
+        <w:rPr>
+          <w:highlight w:val="yellow"/>
+        </w:rPr>
+        <w:t>1111,typeofproject</w:t>
+      </w:r>
+      <w:proofErr w:type="gramEnd"/>
+      <w:r>
+        <w:rPr>
+          <w:highlight w:val="yellow"/>
+        </w:rPr>
+        <w:t>:"Web</w:t>
+      </w:r>
+      <w:proofErr w:type="gramStart"/>
+      <w:r>
+        <w:rPr>
+          <w:highlight w:val="yellow"/>
+        </w:rPr>
+        <w:t>",tech</w:t>
+      </w:r>
+      <w:proofErr w:type="gramEnd"/>
+      <w:r>
+        <w:rPr>
+          <w:highlight w:val="yellow"/>
+        </w:rPr>
+        <w:t>:"Java"}});</w:t>
+      </w:r>
+    </w:p>
+    <w:p>
+      <w:pPr>
+        <w:rPr>
+          <w:highlight w:val="yellow"/>
+        </w:rPr>
+      </w:pPr>
+      <w:proofErr w:type="gramStart"/>
+      <w:r>
+        <w:rPr>
+          <w:highlight w:val="yellow"/>
+        </w:rPr>
+        <w:t>db.EmployeeDetails.insertOne</w:t>
+      </w:r>
+      <w:proofErr w:type="gramEnd"/>
+      <w:r>
+        <w:rPr>
+          <w:highlight w:val="yellow"/>
+        </w:rPr>
+        <w:t>({_id:</w:t>
+      </w:r>
+      <w:proofErr w:type="gramStart"/>
+      <w:r>
+        <w:rPr>
+          <w:highlight w:val="yellow"/>
+        </w:rPr>
+        <w:t>101,name</w:t>
+      </w:r>
+      <w:proofErr w:type="gramEnd"/>
+      <w:r>
+        <w:rPr>
+          <w:highlight w:val="yellow"/>
+        </w:rPr>
+        <w:t>:"Balaji</w:t>
+      </w:r>
+      <w:proofErr w:type="gramStart"/>
+      <w:r>
+        <w:rPr>
+          <w:highlight w:val="yellow"/>
+        </w:rPr>
+        <w:t>",age</w:t>
+      </w:r>
+      <w:proofErr w:type="gramEnd"/>
+      <w:r>
+        <w:rPr>
+          <w:highlight w:val="yellow"/>
+        </w:rPr>
+        <w:t>:</w:t>
+      </w:r>
+      <w:proofErr w:type="gramStart"/>
+      <w:r>
+        <w:rPr>
+          <w:highlight w:val="yellow"/>
+        </w:rPr>
+        <w:t>26,skillSet:[</w:t>
+      </w:r>
+      <w:proofErr w:type="gramEnd"/>
+      <w:r>
+        <w:rPr>
+          <w:highlight w:val="yellow"/>
+        </w:rPr>
+        <w:t>"AI","Gen AI"</w:t>
+      </w:r>
+      <w:proofErr w:type="gramStart"/>
+      <w:r>
+        <w:rPr>
+          <w:highlight w:val="yellow"/>
+        </w:rPr>
+        <w:t>],project:[</w:t>
+      </w:r>
+      <w:proofErr w:type="gramEnd"/>
+      <w:r>
+        <w:rPr>
+          <w:highlight w:val="yellow"/>
+        </w:rPr>
+        <w:t>{pid:</w:t>
+      </w:r>
+      <w:proofErr w:type="gramStart"/>
+      <w:r>
+        <w:rPr>
+          <w:highlight w:val="yellow"/>
+        </w:rPr>
+        <w:t>2222,typeofproject</w:t>
+      </w:r>
+      <w:proofErr w:type="gramEnd"/>
+      <w:r>
+        <w:rPr>
+          <w:highlight w:val="yellow"/>
+        </w:rPr>
+        <w:t xml:space="preserve">:"AI </w:t>
+      </w:r>
+      <w:proofErr w:type="spellStart"/>
+      <w:r>
+        <w:rPr>
+          <w:highlight w:val="yellow"/>
+        </w:rPr>
+        <w:t>Project</w:t>
+      </w:r>
+      <w:proofErr w:type="gramStart"/>
+      <w:r>
+        <w:rPr>
+          <w:highlight w:val="yellow"/>
+        </w:rPr>
+        <w:t>",tech</w:t>
+      </w:r>
+      <w:proofErr w:type="gramEnd"/>
+      <w:r>
+        <w:rPr>
+          <w:highlight w:val="yellow"/>
+        </w:rPr>
+        <w:t>:"Python</w:t>
+      </w:r>
+      <w:proofErr w:type="spellEnd"/>
+      <w:r>
+        <w:rPr>
+          <w:highlight w:val="yellow"/>
+        </w:rPr>
+        <w:t>"</w:t>
+      </w:r>
+      <w:proofErr w:type="gramStart"/>
+      <w:r>
+        <w:rPr>
+          <w:highlight w:val="yellow"/>
+        </w:rPr>
+        <w:t>},{</w:t>
+      </w:r>
+      <w:proofErr w:type="gramEnd"/>
+      <w:r>
+        <w:rPr>
+          <w:highlight w:val="yellow"/>
+        </w:rPr>
+        <w:t>pid:</w:t>
+      </w:r>
+      <w:proofErr w:type="gramStart"/>
+      <w:r>
+        <w:rPr>
+          <w:highlight w:val="yellow"/>
+        </w:rPr>
+        <w:t>3333,typeofproject</w:t>
+      </w:r>
+      <w:proofErr w:type="gramEnd"/>
+      <w:r>
+        <w:rPr>
+          <w:highlight w:val="yellow"/>
+        </w:rPr>
+        <w:t xml:space="preserve">:"Desktop </w:t>
+      </w:r>
+      <w:proofErr w:type="spellStart"/>
+      <w:r>
+        <w:rPr>
+          <w:highlight w:val="yellow"/>
+        </w:rPr>
+        <w:t>Project</w:t>
+      </w:r>
+      <w:proofErr w:type="gramStart"/>
+      <w:r>
+        <w:rPr>
+          <w:highlight w:val="yellow"/>
+        </w:rPr>
+        <w:t>",tech</w:t>
+      </w:r>
+      <w:proofErr w:type="gramEnd"/>
+      <w:r>
+        <w:rPr>
+          <w:highlight w:val="yellow"/>
+        </w:rPr>
+        <w:t>:"C</w:t>
+      </w:r>
+      <w:proofErr w:type="spellEnd"/>
+      <w:r>
+        <w:rPr>
+          <w:highlight w:val="yellow"/>
+        </w:rPr>
+        <w:t>#"}]});</w:t>
+      </w:r>
+    </w:p>
+    <w:p>
+      <w:proofErr w:type="gramStart"/>
+      <w:r>
+        <w:rPr>
+          <w:highlight w:val="yellow"/>
+        </w:rPr>
+        <w:t>db.EmployeeDetails.insertOne</w:t>
+      </w:r>
+      <w:proofErr w:type="gramEnd"/>
+      <w:r>
+        <w:rPr>
+          <w:highlight w:val="yellow"/>
+        </w:rPr>
+        <w:t>({_id:</w:t>
+      </w:r>
+      <w:proofErr w:type="gramStart"/>
+      <w:r>
+        <w:rPr>
+          <w:highlight w:val="yellow"/>
+        </w:rPr>
+        <w:t>102,name</w:t>
+      </w:r>
+      <w:proofErr w:type="gramEnd"/>
+      <w:r>
+        <w:rPr>
+          <w:highlight w:val="yellow"/>
+        </w:rPr>
+        <w:t>:"John</w:t>
+      </w:r>
+      <w:proofErr w:type="gramStart"/>
+      <w:r>
+        <w:rPr>
+          <w:highlight w:val="yellow"/>
+        </w:rPr>
+        <w:t>",age</w:t>
+      </w:r>
+      <w:proofErr w:type="gramEnd"/>
+      <w:r>
+        <w:rPr>
+          <w:highlight w:val="yellow"/>
+        </w:rPr>
+        <w:t>:</w:t>
+      </w:r>
+      <w:proofErr w:type="gramStart"/>
+      <w:r>
+        <w:rPr>
+          <w:highlight w:val="yellow"/>
+        </w:rPr>
+        <w:t>28,skillSet</w:t>
+      </w:r>
+      <w:proofErr w:type="gramEnd"/>
+      <w:r>
+        <w:rPr>
+          <w:highlight w:val="yellow"/>
+        </w:rPr>
+        <w:t>:["C","C++"]});</w:t>
+      </w:r>
+    </w:p>
+    <w:p/>
+    <w:p>
+      <w:proofErr w:type="spellStart"/>
+      <w:proofErr w:type="gramStart"/>
+      <w:r>
+        <w:rPr>
+          <w:highlight w:val="yellow"/>
+        </w:rPr>
+        <w:t>db.EmployeeDetails.find</w:t>
+      </w:r>
+      <w:proofErr w:type="spellEnd"/>
+      <w:proofErr w:type="gramEnd"/>
+      <w:r>
+        <w:rPr>
+          <w:highlight w:val="yellow"/>
+        </w:rPr>
+        <w:t>();</w:t>
+      </w:r>
+    </w:p>
+    <w:p/>
+    <w:p>
+      <w:pPr>
+        <w:rPr>
+          <w:b/>
+          <w:bCs/>
+        </w:rPr>
+      </w:pPr>
+      <w:r>
+        <w:rPr>
+          <w:b/>
+          <w:bCs/>
+        </w:rPr>
+        <w:t xml:space="preserve">retrieve the value from object </w:t>
+      </w:r>
+      <w:proofErr w:type="gramStart"/>
+      <w:r>
+        <w:rPr>
+          <w:b/>
+          <w:bCs/>
+        </w:rPr>
+        <w:t>type .</w:t>
+      </w:r>
+      <w:proofErr w:type="gramEnd"/>
+      <w:r>
+        <w:rPr>
+          <w:b/>
+          <w:bCs/>
+        </w:rPr>
+        <w:t xml:space="preserve"> </w:t>
+      </w:r>
+    </w:p>
+    <w:p>
+      <w:proofErr w:type="spellStart"/>
+      <w:proofErr w:type="gramStart"/>
+      <w:r>
+        <w:rPr>
+          <w:highlight w:val="yellow"/>
+        </w:rPr>
+        <w:t>db.EmployeeDetails.find</w:t>
+      </w:r>
+      <w:proofErr w:type="spellEnd"/>
+      <w:proofErr w:type="gramEnd"/>
+      <w:r>
+        <w:rPr>
+          <w:highlight w:val="yellow"/>
+        </w:rPr>
+        <w:t>({"</w:t>
+      </w:r>
+      <w:proofErr w:type="gramStart"/>
+      <w:r>
+        <w:rPr>
+          <w:highlight w:val="yellow"/>
+        </w:rPr>
+        <w:t>project.</w:t>
+      </w:r>
+      <w:proofErr w:type="spellStart"/>
+      <w:r>
+        <w:rPr>
+          <w:highlight w:val="yellow"/>
+        </w:rPr>
+        <w:t>typeofproject</w:t>
+      </w:r>
+      <w:proofErr w:type="spellEnd"/>
+      <w:proofErr w:type="gramEnd"/>
+      <w:r>
+        <w:rPr>
+          <w:highlight w:val="yellow"/>
+        </w:rPr>
+        <w:t>":"Web"});</w:t>
+      </w:r>
+    </w:p>
+    <w:p/>
+    <w:p>
+      <w:pPr>
+        <w:rPr>
+          <w:b/>
+          <w:bCs/>
+        </w:rPr>
+      </w:pPr>
+      <w:r>
+        <w:rPr>
+          <w:b/>
+          <w:bCs/>
+        </w:rPr>
+        <w:t xml:space="preserve">update the object value </w:t>
+      </w:r>
+    </w:p>
+    <w:p/>
+    <w:p>
+      <w:proofErr w:type="gramStart"/>
+      <w:r>
+        <w:rPr>
+          <w:highlight w:val="yellow"/>
+        </w:rPr>
+        <w:t>db.EmployeeDetails.updaetOne</w:t>
+      </w:r>
+      <w:proofErr w:type="gramEnd"/>
+      <w:r>
+        <w:rPr>
+          <w:highlight w:val="yellow"/>
+        </w:rPr>
+        <w:t>({_id:100</w:t>
+      </w:r>
+      <w:proofErr w:type="gramStart"/>
+      <w:r>
+        <w:rPr>
+          <w:highlight w:val="yellow"/>
+        </w:rPr>
+        <w:t>},{</w:t>
+      </w:r>
+      <w:proofErr w:type="gramEnd"/>
+      <w:r>
+        <w:rPr>
+          <w:highlight w:val="yellow"/>
+        </w:rPr>
+        <w:t>$</w:t>
+      </w:r>
+      <w:proofErr w:type="gramStart"/>
+      <w:r>
+        <w:rPr>
+          <w:highlight w:val="yellow"/>
+        </w:rPr>
+        <w:t>set:{</w:t>
+      </w:r>
+      <w:proofErr w:type="gramEnd"/>
+      <w:r>
+        <w:rPr>
+          <w:highlight w:val="yellow"/>
+        </w:rPr>
+        <w:t>"</w:t>
+      </w:r>
+      <w:proofErr w:type="gramStart"/>
+      <w:r>
+        <w:rPr>
+          <w:highlight w:val="yellow"/>
+        </w:rPr>
+        <w:t>project.tech</w:t>
+      </w:r>
+      <w:proofErr w:type="gramEnd"/>
+      <w:r>
+        <w:rPr>
+          <w:highlight w:val="yellow"/>
+        </w:rPr>
+        <w:t>":"Spring Boot"}});</w:t>
+      </w:r>
+    </w:p>
+    <w:p/>
+    <w:p/>
+    <w:p>
+      <w:r>
+        <w:t xml:space="preserve">Adding new array of object value fields </w:t>
+      </w:r>
+    </w:p>
+    <w:p>
+      <w:proofErr w:type="gramStart"/>
+      <w:r>
+        <w:rPr>
+          <w:highlight w:val="yellow"/>
+        </w:rPr>
+        <w:lastRenderedPageBreak/>
+        <w:t>db.EmployeeDetails.updateOne</w:t>
+      </w:r>
+      <w:proofErr w:type="gramEnd"/>
+      <w:r>
+        <w:rPr>
+          <w:highlight w:val="yellow"/>
+        </w:rPr>
+        <w:t>({_id:102</w:t>
+      </w:r>
+      <w:proofErr w:type="gramStart"/>
+      <w:r>
+        <w:rPr>
+          <w:highlight w:val="yellow"/>
+        </w:rPr>
+        <w:t>},{</w:t>
+      </w:r>
+      <w:proofErr w:type="gramEnd"/>
+      <w:r>
+        <w:rPr>
+          <w:highlight w:val="yellow"/>
+        </w:rPr>
+        <w:t>$</w:t>
+      </w:r>
+      <w:proofErr w:type="gramStart"/>
+      <w:r>
+        <w:rPr>
+          <w:highlight w:val="yellow"/>
+        </w:rPr>
+        <w:t>push:{project:{</w:t>
+      </w:r>
+      <w:proofErr w:type="gramEnd"/>
+      <w:r>
+        <w:rPr>
+          <w:highlight w:val="yellow"/>
+        </w:rPr>
+        <w:t>pid:</w:t>
+      </w:r>
+      <w:proofErr w:type="gramStart"/>
+      <w:r>
+        <w:rPr>
+          <w:highlight w:val="yellow"/>
+        </w:rPr>
+        <w:t>2222,typeofproject</w:t>
+      </w:r>
+      <w:proofErr w:type="gramEnd"/>
+      <w:r>
+        <w:rPr>
+          <w:highlight w:val="yellow"/>
+        </w:rPr>
+        <w:t xml:space="preserve">:"AI </w:t>
+      </w:r>
+      <w:proofErr w:type="spellStart"/>
+      <w:r>
+        <w:rPr>
+          <w:highlight w:val="yellow"/>
+        </w:rPr>
+        <w:t>Project</w:t>
+      </w:r>
+      <w:proofErr w:type="gramStart"/>
+      <w:r>
+        <w:rPr>
+          <w:highlight w:val="yellow"/>
+        </w:rPr>
+        <w:t>",tech</w:t>
+      </w:r>
+      <w:proofErr w:type="gramEnd"/>
+      <w:r>
+        <w:rPr>
+          <w:highlight w:val="yellow"/>
+        </w:rPr>
+        <w:t>:"Python</w:t>
+      </w:r>
+      <w:proofErr w:type="spellEnd"/>
+      <w:r>
+        <w:rPr>
+          <w:highlight w:val="yellow"/>
+        </w:rPr>
+        <w:t>"}}});</w:t>
+      </w:r>
+    </w:p>
     <w:p/>
     <w:p/>
     <w:p/>
@@ -705,6 +1804,95 @@
 <file path=word/numbering.xml><?xml version="1.0" encoding="utf-8"?>
 <w:numbering xmlns:wpc="http://schemas.microsoft.com/office/word/2010/wordprocessingCanvas" xmlns:cx="http://schemas.microsoft.com/office/drawing/2014/chartex" xmlns:cx1="http://schemas.microsoft.com/office/drawing/2015/9/8/chartex" xmlns:cx2="http://schemas.microsoft.com/office/drawing/2015/10/21/chartex" xmlns:cx3="http://schemas.microsoft.com/office/drawing/2016/5/9/chartex" xmlns:cx4="http://schemas.microsoft.com/office/drawing/2016/5/10/chartex" xmlns:cx5="http://schemas.microsoft.com/office/drawing/2016/5/11/chartex" xmlns:cx6="http://schemas.microsoft.com/office/drawing/2016/5/12/chartex" xmlns:cx7="http://schemas.microsoft.com/office/drawing/2016/5/13/chartex" xmlns:cx8="http://schemas.microsoft.com/office/drawing/2016/5/14/chartex" xmlns:mc="http://schemas.openxmlformats.org/markup-compatibility/2006" xmlns:aink="http://schemas.microsoft.com/office/drawing/2016/ink" xmlns:am3d="http://schemas.microsoft.com/office/drawing/2017/model3d" xmlns:o="urn:schemas-microsoft-com:office:office" xmlns:oel="http://schemas.microsoft.com/office/2019/extlst" xmlns:r="http://schemas.openxmlformats.org/officeDocument/2006/relationships" xmlns:m="http://schemas.openxmlformats.org/officeDocument/2006/math" xmlns:v="urn:schemas-microsoft-com:vml" xmlns:wp14="http://schemas.microsoft.com/office/word/2010/wordprocessingDrawing" xmlns:wp="http://schemas.openxmlformats.org/drawingml/2006/wordprocessingDrawing" xmlns:w10="urn:schemas-microsoft-com:office:word" xmlns:w="http://schemas.openxmlformats.org/wordprocessingml/2006/main" xmlns:w14="http://schemas.microsoft.com/office/word/2010/wordml" xmlns:w15="http://schemas.microsoft.com/office/word/2012/wordml" xmlns:w16cex="http://schemas.microsoft.com/office/word/2018/wordml/cex" xmlns:w16cid="http://schemas.microsoft.com/office/word/2016/wordml/cid" xmlns:w16="http://schemas.microsoft.com/office/word/2018/wordml" xmlns:w16du="http://schemas.microsoft.com/office/word/2023/wordml/word16du" xmlns:w16sdtdh="http://schemas.microsoft.com/office/word/2020/wordml/sdtdatahash" xmlns:w16sdtfl="http://schemas.microsoft.com/office/word/2024/wordml/sdtformatlock" xmlns:w16se="http://schemas.microsoft.com/office/word/2015/wordml/symex" xmlns:wpg="http://schemas.microsoft.com/office/word/2010/wordprocessingGroup" xmlns:wpi="http://schemas.microsoft.com/office/word/2010/wordprocessingInk" xmlns:wne="http://schemas.microsoft.com/office/word/2006/wordml" xmlns:wps="http://schemas.microsoft.com/office/word/2010/wordprocessingShape" mc:Ignorable="w14 w15 w16se w16cid w16 w16cex w16sdtdh w16sdtfl w16du wp14">
   <w:abstractNum w:abstractNumId="0" w15:restartNumberingAfterBreak="0">
+    <w:nsid w:val="03266E4B"/>
+    <w:multiLevelType w:val="hybridMultilevel"/>
+    <w:tmpl w:val="EDF8DD3E"/>
+    <w:lvl w:ilvl="0" w:tplc="4009000F">
+      <w:start w:val="1"/>
+      <w:numFmt w:val="decimal"/>
+      <w:lvlText w:val="%1."/>
+      <w:lvlJc w:val="left"/>
+      <w:pPr>
+        <w:ind w:left="720" w:hanging="360"/>
+      </w:pPr>
+      <w:rPr>
+        <w:rFonts w:hint="default"/>
+      </w:rPr>
+    </w:lvl>
+    <w:lvl w:ilvl="1" w:tplc="40090019" w:tentative="1">
+      <w:start w:val="1"/>
+      <w:numFmt w:val="lowerLetter"/>
+      <w:lvlText w:val="%2."/>
+      <w:lvlJc w:val="left"/>
+      <w:pPr>
+        <w:ind w:left="1440" w:hanging="360"/>
+      </w:pPr>
+    </w:lvl>
+    <w:lvl w:ilvl="2" w:tplc="4009001B" w:tentative="1">
+      <w:start w:val="1"/>
+      <w:numFmt w:val="lowerRoman"/>
+      <w:lvlText w:val="%3."/>
+      <w:lvlJc w:val="right"/>
+      <w:pPr>
+        <w:ind w:left="2160" w:hanging="180"/>
+      </w:pPr>
+    </w:lvl>
+    <w:lvl w:ilvl="3" w:tplc="4009000F" w:tentative="1">
+      <w:start w:val="1"/>
+      <w:numFmt w:val="decimal"/>
+      <w:lvlText w:val="%4."/>
+      <w:lvlJc w:val="left"/>
+      <w:pPr>
+        <w:ind w:left="2880" w:hanging="360"/>
+      </w:pPr>
+    </w:lvl>
+    <w:lvl w:ilvl="4" w:tplc="40090019" w:tentative="1">
+      <w:start w:val="1"/>
+      <w:numFmt w:val="lowerLetter"/>
+      <w:lvlText w:val="%5."/>
+      <w:lvlJc w:val="left"/>
+      <w:pPr>
+        <w:ind w:left="3600" w:hanging="360"/>
+      </w:pPr>
+    </w:lvl>
+    <w:lvl w:ilvl="5" w:tplc="4009001B" w:tentative="1">
+      <w:start w:val="1"/>
+      <w:numFmt w:val="lowerRoman"/>
+      <w:lvlText w:val="%6."/>
+      <w:lvlJc w:val="right"/>
+      <w:pPr>
+        <w:ind w:left="4320" w:hanging="180"/>
+      </w:pPr>
+    </w:lvl>
+    <w:lvl w:ilvl="6" w:tplc="4009000F" w:tentative="1">
+      <w:start w:val="1"/>
+      <w:numFmt w:val="decimal"/>
+      <w:lvlText w:val="%7."/>
+      <w:lvlJc w:val="left"/>
+      <w:pPr>
+        <w:ind w:left="5040" w:hanging="360"/>
+      </w:pPr>
+    </w:lvl>
+    <w:lvl w:ilvl="7" w:tplc="40090019" w:tentative="1">
+      <w:start w:val="1"/>
+      <w:numFmt w:val="lowerLetter"/>
+      <w:lvlText w:val="%8."/>
+      <w:lvlJc w:val="left"/>
+      <w:pPr>
+        <w:ind w:left="5760" w:hanging="360"/>
+      </w:pPr>
+    </w:lvl>
+    <w:lvl w:ilvl="8" w:tplc="4009001B" w:tentative="1">
+      <w:start w:val="1"/>
+      <w:numFmt w:val="lowerRoman"/>
+      <w:lvlText w:val="%9."/>
+      <w:lvlJc w:val="right"/>
+      <w:pPr>
+        <w:ind w:left="6480" w:hanging="180"/>
+      </w:pPr>
+    </w:lvl>
+  </w:abstractNum>
+  <w:abstractNum w:abstractNumId="1" w15:restartNumberingAfterBreak="0">
     <w:nsid w:val="0E6151B8"/>
     <w:multiLevelType w:val="hybridMultilevel"/>
     <w:tmpl w:val="EDD0D22A"/>
@@ -793,7 +1981,7 @@
       </w:pPr>
     </w:lvl>
   </w:abstractNum>
-  <w:abstractNum w:abstractNumId="1" w15:restartNumberingAfterBreak="0">
+  <w:abstractNum w:abstractNumId="2" w15:restartNumberingAfterBreak="0">
     <w:nsid w:val="148F7752"/>
     <w:multiLevelType w:val="hybridMultilevel"/>
     <w:tmpl w:val="D88294BE"/>
@@ -882,7 +2070,7 @@
       </w:pPr>
     </w:lvl>
   </w:abstractNum>
-  <w:abstractNum w:abstractNumId="2" w15:restartNumberingAfterBreak="0">
+  <w:abstractNum w:abstractNumId="3" w15:restartNumberingAfterBreak="0">
     <w:nsid w:val="14E374B4"/>
     <w:multiLevelType w:val="hybridMultilevel"/>
     <w:tmpl w:val="8CD0705E"/>
@@ -995,7 +2183,7 @@
       </w:rPr>
     </w:lvl>
   </w:abstractNum>
-  <w:abstractNum w:abstractNumId="3" w15:restartNumberingAfterBreak="0">
+  <w:abstractNum w:abstractNumId="4" w15:restartNumberingAfterBreak="0">
     <w:nsid w:val="171F2DE8"/>
     <w:multiLevelType w:val="hybridMultilevel"/>
     <w:tmpl w:val="1656385C"/>
@@ -1084,7 +2272,7 @@
       </w:pPr>
     </w:lvl>
   </w:abstractNum>
-  <w:abstractNum w:abstractNumId="4" w15:restartNumberingAfterBreak="0">
+  <w:abstractNum w:abstractNumId="5" w15:restartNumberingAfterBreak="0">
     <w:nsid w:val="1A364778"/>
     <w:multiLevelType w:val="hybridMultilevel"/>
     <w:tmpl w:val="D2F69D64"/>
@@ -1173,7 +2361,7 @@
       </w:pPr>
     </w:lvl>
   </w:abstractNum>
-  <w:abstractNum w:abstractNumId="5" w15:restartNumberingAfterBreak="0">
+  <w:abstractNum w:abstractNumId="6" w15:restartNumberingAfterBreak="0">
     <w:nsid w:val="1E205EB8"/>
     <w:multiLevelType w:val="hybridMultilevel"/>
     <w:tmpl w:val="6F883528"/>
@@ -1262,7 +2450,7 @@
       </w:pPr>
     </w:lvl>
   </w:abstractNum>
-  <w:abstractNum w:abstractNumId="6" w15:restartNumberingAfterBreak="0">
+  <w:abstractNum w:abstractNumId="7" w15:restartNumberingAfterBreak="0">
     <w:nsid w:val="233572EF"/>
     <w:multiLevelType w:val="hybridMultilevel"/>
     <w:tmpl w:val="A462BFB2"/>
@@ -1351,7 +2539,7 @@
       </w:pPr>
     </w:lvl>
   </w:abstractNum>
-  <w:abstractNum w:abstractNumId="7" w15:restartNumberingAfterBreak="0">
+  <w:abstractNum w:abstractNumId="8" w15:restartNumberingAfterBreak="0">
     <w:nsid w:val="34E160E9"/>
     <w:multiLevelType w:val="hybridMultilevel"/>
     <w:tmpl w:val="5FFE1802"/>
@@ -1440,7 +2628,7 @@
       </w:pPr>
     </w:lvl>
   </w:abstractNum>
-  <w:abstractNum w:abstractNumId="8" w15:restartNumberingAfterBreak="0">
+  <w:abstractNum w:abstractNumId="9" w15:restartNumberingAfterBreak="0">
     <w:nsid w:val="39FB11C6"/>
     <w:multiLevelType w:val="hybridMultilevel"/>
     <w:tmpl w:val="D718375C"/>
@@ -1529,7 +2717,7 @@
       </w:pPr>
     </w:lvl>
   </w:abstractNum>
-  <w:abstractNum w:abstractNumId="9" w15:restartNumberingAfterBreak="0">
+  <w:abstractNum w:abstractNumId="10" w15:restartNumberingAfterBreak="0">
     <w:nsid w:val="48D72EE5"/>
     <w:multiLevelType w:val="hybridMultilevel"/>
     <w:tmpl w:val="5DBC8178"/>
@@ -1618,7 +2806,7 @@
       </w:pPr>
     </w:lvl>
   </w:abstractNum>
-  <w:abstractNum w:abstractNumId="10" w15:restartNumberingAfterBreak="0">
+  <w:abstractNum w:abstractNumId="11" w15:restartNumberingAfterBreak="0">
     <w:nsid w:val="4A613B95"/>
     <w:multiLevelType w:val="hybridMultilevel"/>
     <w:tmpl w:val="0384567A"/>
@@ -1707,7 +2895,7 @@
       </w:pPr>
     </w:lvl>
   </w:abstractNum>
-  <w:abstractNum w:abstractNumId="11" w15:restartNumberingAfterBreak="0">
+  <w:abstractNum w:abstractNumId="12" w15:restartNumberingAfterBreak="0">
     <w:nsid w:val="4EEB4C7F"/>
     <w:multiLevelType w:val="hybridMultilevel"/>
     <w:tmpl w:val="70700B4C"/>
@@ -1796,7 +2984,7 @@
       </w:pPr>
     </w:lvl>
   </w:abstractNum>
-  <w:abstractNum w:abstractNumId="12" w15:restartNumberingAfterBreak="0">
+  <w:abstractNum w:abstractNumId="13" w15:restartNumberingAfterBreak="0">
     <w:nsid w:val="4EF37917"/>
     <w:multiLevelType w:val="hybridMultilevel"/>
     <w:tmpl w:val="18C49812"/>
@@ -1885,7 +3073,7 @@
       </w:pPr>
     </w:lvl>
   </w:abstractNum>
-  <w:abstractNum w:abstractNumId="13" w15:restartNumberingAfterBreak="0">
+  <w:abstractNum w:abstractNumId="14" w15:restartNumberingAfterBreak="0">
     <w:nsid w:val="53385AAE"/>
     <w:multiLevelType w:val="hybridMultilevel"/>
     <w:tmpl w:val="6D82830C"/>
@@ -1974,7 +3162,7 @@
       </w:pPr>
     </w:lvl>
   </w:abstractNum>
-  <w:abstractNum w:abstractNumId="14" w15:restartNumberingAfterBreak="0">
+  <w:abstractNum w:abstractNumId="15" w15:restartNumberingAfterBreak="0">
     <w:nsid w:val="549F16F3"/>
     <w:multiLevelType w:val="hybridMultilevel"/>
     <w:tmpl w:val="AA1456C4"/>
@@ -2063,7 +3251,7 @@
       </w:pPr>
     </w:lvl>
   </w:abstractNum>
-  <w:abstractNum w:abstractNumId="15" w15:restartNumberingAfterBreak="0">
+  <w:abstractNum w:abstractNumId="16" w15:restartNumberingAfterBreak="0">
     <w:nsid w:val="5D0262D2"/>
     <w:multiLevelType w:val="hybridMultilevel"/>
     <w:tmpl w:val="1A5A42F4"/>
@@ -2152,7 +3340,7 @@
       </w:pPr>
     </w:lvl>
   </w:abstractNum>
-  <w:abstractNum w:abstractNumId="16" w15:restartNumberingAfterBreak="0">
+  <w:abstractNum w:abstractNumId="17" w15:restartNumberingAfterBreak="0">
     <w:nsid w:val="5FD94584"/>
     <w:multiLevelType w:val="hybridMultilevel"/>
     <w:tmpl w:val="C97E6FC8"/>
@@ -2241,7 +3429,7 @@
       </w:pPr>
     </w:lvl>
   </w:abstractNum>
-  <w:abstractNum w:abstractNumId="17" w15:restartNumberingAfterBreak="0">
+  <w:abstractNum w:abstractNumId="18" w15:restartNumberingAfterBreak="0">
     <w:nsid w:val="6A11569A"/>
     <w:multiLevelType w:val="hybridMultilevel"/>
     <w:tmpl w:val="206AE3B0"/>
@@ -2330,7 +3518,7 @@
       </w:pPr>
     </w:lvl>
   </w:abstractNum>
-  <w:abstractNum w:abstractNumId="18" w15:restartNumberingAfterBreak="0">
+  <w:abstractNum w:abstractNumId="19" w15:restartNumberingAfterBreak="0">
     <w:nsid w:val="6ACC51EE"/>
     <w:multiLevelType w:val="hybridMultilevel"/>
     <w:tmpl w:val="25EC3418"/>
@@ -2419,7 +3607,7 @@
       </w:pPr>
     </w:lvl>
   </w:abstractNum>
-  <w:abstractNum w:abstractNumId="19" w15:restartNumberingAfterBreak="0">
+  <w:abstractNum w:abstractNumId="20" w15:restartNumberingAfterBreak="0">
     <w:nsid w:val="726266C1"/>
     <w:multiLevelType w:val="hybridMultilevel"/>
     <w:tmpl w:val="9D007632"/>
@@ -2508,7 +3696,7 @@
       </w:pPr>
     </w:lvl>
   </w:abstractNum>
-  <w:abstractNum w:abstractNumId="20" w15:restartNumberingAfterBreak="0">
+  <w:abstractNum w:abstractNumId="21" w15:restartNumberingAfterBreak="0">
     <w:nsid w:val="743B5987"/>
     <w:multiLevelType w:val="hybridMultilevel"/>
     <w:tmpl w:val="A5D09178"/>
@@ -2597,7 +3785,7 @@
       </w:pPr>
     </w:lvl>
   </w:abstractNum>
-  <w:abstractNum w:abstractNumId="21" w15:restartNumberingAfterBreak="0">
+  <w:abstractNum w:abstractNumId="22" w15:restartNumberingAfterBreak="0">
     <w:nsid w:val="78AC3BDC"/>
     <w:multiLevelType w:val="hybridMultilevel"/>
     <w:tmpl w:val="B8F08678"/>
@@ -2686,7 +3874,7 @@
       </w:pPr>
     </w:lvl>
   </w:abstractNum>
-  <w:abstractNum w:abstractNumId="22" w15:restartNumberingAfterBreak="0">
+  <w:abstractNum w:abstractNumId="23" w15:restartNumberingAfterBreak="0">
     <w:nsid w:val="7B193BA0"/>
     <w:multiLevelType w:val="hybridMultilevel"/>
     <w:tmpl w:val="8CCA9348"/>
@@ -2775,7 +3963,7 @@
       </w:pPr>
     </w:lvl>
   </w:abstractNum>
-  <w:abstractNum w:abstractNumId="23" w15:restartNumberingAfterBreak="0">
+  <w:abstractNum w:abstractNumId="24" w15:restartNumberingAfterBreak="0">
     <w:nsid w:val="7BE679A1"/>
     <w:multiLevelType w:val="hybridMultilevel"/>
     <w:tmpl w:val="8B7A4702"/>
@@ -2865,76 +4053,79 @@
     </w:lvl>
   </w:abstractNum>
   <w:num w:numId="1" w16cid:durableId="1773553424">
+    <w:abstractNumId w:val="11"/>
+  </w:num>
+  <w:num w:numId="2" w16cid:durableId="1098868494">
+    <w:abstractNumId w:val="7"/>
+  </w:num>
+  <w:num w:numId="3" w16cid:durableId="709107872">
+    <w:abstractNumId w:val="24"/>
+  </w:num>
+  <w:num w:numId="4" w16cid:durableId="779644608">
+    <w:abstractNumId w:val="19"/>
+  </w:num>
+  <w:num w:numId="5" w16cid:durableId="862327437">
+    <w:abstractNumId w:val="21"/>
+  </w:num>
+  <w:num w:numId="6" w16cid:durableId="447284966">
+    <w:abstractNumId w:val="23"/>
+  </w:num>
+  <w:num w:numId="7" w16cid:durableId="1381056674">
+    <w:abstractNumId w:val="3"/>
+  </w:num>
+  <w:num w:numId="8" w16cid:durableId="1206528551">
+    <w:abstractNumId w:val="17"/>
+  </w:num>
+  <w:num w:numId="9" w16cid:durableId="393091821">
+    <w:abstractNumId w:val="8"/>
+  </w:num>
+  <w:num w:numId="10" w16cid:durableId="11879589">
+    <w:abstractNumId w:val="12"/>
+  </w:num>
+  <w:num w:numId="11" w16cid:durableId="23944467">
+    <w:abstractNumId w:val="13"/>
+  </w:num>
+  <w:num w:numId="12" w16cid:durableId="1924995885">
+    <w:abstractNumId w:val="6"/>
+  </w:num>
+  <w:num w:numId="13" w16cid:durableId="313030804">
+    <w:abstractNumId w:val="18"/>
+  </w:num>
+  <w:num w:numId="14" w16cid:durableId="543718519">
+    <w:abstractNumId w:val="14"/>
+  </w:num>
+  <w:num w:numId="15" w16cid:durableId="298462305">
     <w:abstractNumId w:val="10"/>
   </w:num>
-  <w:num w:numId="2" w16cid:durableId="1098868494">
-    <w:abstractNumId w:val="6"/>
+  <w:num w:numId="16" w16cid:durableId="1433667663">
+    <w:abstractNumId w:val="22"/>
   </w:num>
-  <w:num w:numId="3" w16cid:durableId="709107872">
-    <w:abstractNumId w:val="23"/>
+  <w:num w:numId="17" w16cid:durableId="107698301">
+    <w:abstractNumId w:val="16"/>
   </w:num>
-  <w:num w:numId="4" w16cid:durableId="779644608">
-    <w:abstractNumId w:val="18"/>
-  </w:num>
-  <w:num w:numId="5" w16cid:durableId="862327437">
+  <w:num w:numId="18" w16cid:durableId="1695299791">
     <w:abstractNumId w:val="20"/>
   </w:num>
-  <w:num w:numId="6" w16cid:durableId="447284966">
-    <w:abstractNumId w:val="22"/>
-  </w:num>
-  <w:num w:numId="7" w16cid:durableId="1381056674">
+  <w:num w:numId="19" w16cid:durableId="2120106157">
     <w:abstractNumId w:val="2"/>
   </w:num>
-  <w:num w:numId="8" w16cid:durableId="1206528551">
-    <w:abstractNumId w:val="16"/>
-  </w:num>
-  <w:num w:numId="9" w16cid:durableId="393091821">
-    <w:abstractNumId w:val="7"/>
-  </w:num>
-  <w:num w:numId="10" w16cid:durableId="11879589">
-    <w:abstractNumId w:val="11"/>
-  </w:num>
-  <w:num w:numId="11" w16cid:durableId="23944467">
-    <w:abstractNumId w:val="12"/>
-  </w:num>
-  <w:num w:numId="12" w16cid:durableId="1924995885">
+  <w:num w:numId="20" w16cid:durableId="211431964">
     <w:abstractNumId w:val="5"/>
   </w:num>
-  <w:num w:numId="13" w16cid:durableId="313030804">
-    <w:abstractNumId w:val="17"/>
+  <w:num w:numId="21" w16cid:durableId="421218728">
+    <w:abstractNumId w:val="1"/>
   </w:num>
-  <w:num w:numId="14" w16cid:durableId="543718519">
-    <w:abstractNumId w:val="13"/>
+  <w:num w:numId="22" w16cid:durableId="380255539">
+    <w:abstractNumId w:val="4"/>
   </w:num>
-  <w:num w:numId="15" w16cid:durableId="298462305">
+  <w:num w:numId="23" w16cid:durableId="1801919871">
+    <w:abstractNumId w:val="15"/>
+  </w:num>
+  <w:num w:numId="24" w16cid:durableId="102574745">
     <w:abstractNumId w:val="9"/>
   </w:num>
-  <w:num w:numId="16" w16cid:durableId="1433667663">
-    <w:abstractNumId w:val="21"/>
-  </w:num>
-  <w:num w:numId="17" w16cid:durableId="107698301">
-    <w:abstractNumId w:val="15"/>
-  </w:num>
-  <w:num w:numId="18" w16cid:durableId="1695299791">
-    <w:abstractNumId w:val="19"/>
-  </w:num>
-  <w:num w:numId="19" w16cid:durableId="2120106157">
-    <w:abstractNumId w:val="1"/>
-  </w:num>
-  <w:num w:numId="20" w16cid:durableId="211431964">
-    <w:abstractNumId w:val="4"/>
-  </w:num>
-  <w:num w:numId="21" w16cid:durableId="421218728">
+  <w:num w:numId="25" w16cid:durableId="1181091856">
     <w:abstractNumId w:val="0"/>
-  </w:num>
-  <w:num w:numId="22" w16cid:durableId="380255539">
-    <w:abstractNumId w:val="3"/>
-  </w:num>
-  <w:num w:numId="23" w16cid:durableId="1801919871">
-    <w:abstractNumId w:val="14"/>
-  </w:num>
-  <w:num w:numId="24" w16cid:durableId="102574745">
-    <w:abstractNumId w:val="8"/>
   </w:num>
 </w:numbering>
 </file>

--- a/FSD - Designing and Managing Databases with MongoDB/FSD MERN - Designing and Managing Databases with MongoDB - Day 7 - 02-05-2026.docx
+++ b/FSD - Designing and Managing Databases with MongoDB/FSD MERN - Designing and Managing Databases with MongoDB - Day 7 - 02-05-2026.docx
@@ -1775,6 +1775,21 @@
       </w:r>
     </w:p>
     <w:p/>
+    <w:p>
+      <w:pPr>
+        <w:rPr>
+          <w:b/>
+          <w:bCs/>
+        </w:rPr>
+      </w:pPr>
+      <w:r>
+        <w:rPr>
+          <w:b/>
+          <w:bCs/>
+        </w:rPr>
+        <w:t xml:space="preserve">Linking style </w:t>
+      </w:r>
+    </w:p>
     <w:p/>
     <w:p/>
     <w:p/>

--- a/FSD - Designing and Managing Databases with MongoDB/FSD MERN - Designing and Managing Databases with MongoDB - Day 7 - 02-05-2026.docx
+++ b/FSD - Designing and Managing Databases with MongoDB/FSD MERN - Designing and Managing Databases with MongoDB - Day 7 - 02-05-2026.docx
@@ -1791,21 +1791,2782 @@
       </w:r>
     </w:p>
     <w:p/>
+    <w:p>
+      <w:pPr>
+        <w:rPr>
+          <w:b/>
+          <w:bCs/>
+        </w:rPr>
+      </w:pPr>
+      <w:r>
+        <w:rPr>
+          <w:b/>
+          <w:bCs/>
+        </w:rPr>
+        <w:t xml:space="preserve">RDBMS </w:t>
+      </w:r>
+    </w:p>
+    <w:p>
+      <w:r>
+        <w:rPr>
+          <w:highlight w:val="yellow"/>
+        </w:rPr>
+        <w:t>Trainer</w:t>
+      </w:r>
+      <w:r>
+        <w:t xml:space="preserve"> </w:t>
+      </w:r>
+    </w:p>
+    <w:p>
+      <w:proofErr w:type="spellStart"/>
+      <w:proofErr w:type="gramStart"/>
+      <w:r>
+        <w:t>TId</w:t>
+      </w:r>
+      <w:proofErr w:type="spellEnd"/>
+      <w:r>
+        <w:t>(</w:t>
+      </w:r>
+      <w:proofErr w:type="gramEnd"/>
+      <w:r>
+        <w:t>PK)</w:t>
+      </w:r>
+      <w:r>
+        <w:tab/>
+      </w:r>
+      <w:proofErr w:type="spellStart"/>
+      <w:r>
+        <w:t>TName</w:t>
+      </w:r>
+      <w:proofErr w:type="spellEnd"/>
+      <w:r>
+        <w:tab/>
+        <w:t xml:space="preserve">Tech </w:t>
+      </w:r>
+    </w:p>
+    <w:p>
+      <w:r>
+        <w:t>1</w:t>
+      </w:r>
+      <w:r>
+        <w:tab/>
+      </w:r>
+      <w:r>
+        <w:tab/>
+        <w:t>Raj</w:t>
+      </w:r>
+      <w:r>
+        <w:tab/>
+      </w:r>
+      <w:r>
+        <w:tab/>
+        <w:t>Java</w:t>
+      </w:r>
+    </w:p>
+    <w:p>
+      <w:r>
+        <w:t>2</w:t>
+      </w:r>
+      <w:r>
+        <w:tab/>
+      </w:r>
+      <w:r>
+        <w:tab/>
+        <w:t>John</w:t>
+      </w:r>
+      <w:r>
+        <w:tab/>
+      </w:r>
+      <w:r>
+        <w:tab/>
+        <w:t>Python</w:t>
+      </w:r>
+    </w:p>
+    <w:p>
+      <w:r>
+        <w:rPr>
+          <w:highlight w:val="yellow"/>
+        </w:rPr>
+        <w:t>Student</w:t>
+      </w:r>
+      <w:r>
+        <w:t xml:space="preserve"> </w:t>
+      </w:r>
+    </w:p>
+    <w:p>
+      <w:proofErr w:type="gramStart"/>
+      <w:r>
+        <w:t>Sid(</w:t>
+      </w:r>
+      <w:proofErr w:type="gramEnd"/>
+      <w:r>
+        <w:t>PK)</w:t>
+      </w:r>
+      <w:r>
+        <w:tab/>
+      </w:r>
+      <w:proofErr w:type="spellStart"/>
+      <w:r>
+        <w:t>SName</w:t>
+      </w:r>
+      <w:proofErr w:type="spellEnd"/>
+      <w:r>
+        <w:tab/>
+        <w:t>Age</w:t>
+      </w:r>
+      <w:r>
+        <w:tab/>
+      </w:r>
+      <w:r>
+        <w:tab/>
+      </w:r>
+      <w:proofErr w:type="spellStart"/>
+      <w:proofErr w:type="gramStart"/>
+      <w:r>
+        <w:t>Tid</w:t>
+      </w:r>
+      <w:proofErr w:type="spellEnd"/>
+      <w:r>
+        <w:t>(</w:t>
+      </w:r>
+      <w:proofErr w:type="gramEnd"/>
+      <w:r>
+        <w:t>FK)</w:t>
+      </w:r>
+    </w:p>
+    <w:p>
+      <w:r>
+        <w:t>100</w:t>
+      </w:r>
+      <w:r>
+        <w:tab/>
+      </w:r>
+      <w:r>
+        <w:tab/>
+        <w:t>Reeta</w:t>
+      </w:r>
+      <w:r>
+        <w:tab/>
+      </w:r>
+      <w:r>
+        <w:tab/>
+        <w:t>21</w:t>
+      </w:r>
+      <w:r>
+        <w:tab/>
+      </w:r>
+      <w:r>
+        <w:tab/>
+        <w:t>1</w:t>
+      </w:r>
+    </w:p>
+    <w:p>
+      <w:r>
+        <w:t>101</w:t>
+      </w:r>
+      <w:r>
+        <w:tab/>
+      </w:r>
+      <w:r>
+        <w:tab/>
+        <w:t>Meeta</w:t>
+      </w:r>
+      <w:r>
+        <w:tab/>
+      </w:r>
+      <w:r>
+        <w:tab/>
+        <w:t>22</w:t>
+      </w:r>
+      <w:r>
+        <w:tab/>
+      </w:r>
+      <w:r>
+        <w:tab/>
+        <w:t>1</w:t>
+      </w:r>
+    </w:p>
+    <w:p>
+      <w:r>
+        <w:t>102</w:t>
+      </w:r>
+      <w:r>
+        <w:tab/>
+      </w:r>
+      <w:r>
+        <w:tab/>
+        <w:t>Veeta</w:t>
+      </w:r>
+      <w:r>
+        <w:tab/>
+      </w:r>
+      <w:r>
+        <w:tab/>
+        <w:t>23</w:t>
+      </w:r>
+      <w:r>
+        <w:tab/>
+      </w:r>
+      <w:r>
+        <w:tab/>
+        <w:t>2</w:t>
+      </w:r>
+    </w:p>
+    <w:p/>
+    <w:p>
+      <w:r>
+        <w:t>1</w:t>
+      </w:r>
+      <w:r>
+        <w:rPr>
+          <w:vertAlign w:val="superscript"/>
+        </w:rPr>
+        <w:t>st</w:t>
+      </w:r>
+      <w:r>
+        <w:t xml:space="preserve"> Approach </w:t>
+      </w:r>
+      <w:r>
+        <w:tab/>
+        <w:t xml:space="preserve">Student hold complete trainer objects. This approach </w:t>
+      </w:r>
+      <w:proofErr w:type="gramStart"/>
+      <w:r>
+        <w:t>join</w:t>
+      </w:r>
+      <w:proofErr w:type="gramEnd"/>
+      <w:r>
+        <w:t xml:space="preserve"> not required.  </w:t>
+      </w:r>
+    </w:p>
+    <w:p>
+      <w:pPr>
+        <w:rPr>
+          <w:b/>
+          <w:bCs/>
+        </w:rPr>
+      </w:pPr>
+      <w:r>
+        <w:rPr>
+          <w:b/>
+          <w:bCs/>
+        </w:rPr>
+        <w:t xml:space="preserve">Trainer1 </w:t>
+      </w:r>
+      <w:r>
+        <w:rPr>
+          <w:b/>
+          <w:bCs/>
+        </w:rPr>
+        <w:sym w:font="Wingdings" w:char="F0E0"/>
+      </w:r>
+      <w:r>
+        <w:rPr>
+          <w:b/>
+          <w:bCs/>
+        </w:rPr>
+        <w:t xml:space="preserve">Collection </w:t>
+      </w:r>
+    </w:p>
+    <w:p>
+      <w:r>
+        <w:t>_</w:t>
+      </w:r>
+      <w:proofErr w:type="gramStart"/>
+      <w:r>
+        <w:t>id(</w:t>
+      </w:r>
+      <w:proofErr w:type="gramEnd"/>
+      <w:r>
+        <w:t>like PK)</w:t>
+      </w:r>
+      <w:r>
+        <w:tab/>
+      </w:r>
+      <w:proofErr w:type="spellStart"/>
+      <w:r>
+        <w:t>Tname</w:t>
+      </w:r>
+      <w:proofErr w:type="spellEnd"/>
+      <w:r>
+        <w:tab/>
+      </w:r>
+      <w:r>
+        <w:tab/>
+        <w:t xml:space="preserve">tech </w:t>
+      </w:r>
+    </w:p>
+    <w:p>
+      <w:r>
+        <w:t>1</w:t>
+      </w:r>
+      <w:r>
+        <w:tab/>
+      </w:r>
+      <w:r>
+        <w:tab/>
+        <w:t>Raj</w:t>
+      </w:r>
+      <w:r>
+        <w:tab/>
+      </w:r>
+      <w:r>
+        <w:tab/>
+        <w:t>Java</w:t>
+      </w:r>
+    </w:p>
+    <w:p>
+      <w:r>
+        <w:t>2</w:t>
+      </w:r>
+      <w:r>
+        <w:tab/>
+      </w:r>
+      <w:r>
+        <w:tab/>
+        <w:t>John</w:t>
+      </w:r>
+      <w:r>
+        <w:tab/>
+      </w:r>
+      <w:r>
+        <w:tab/>
+        <w:t xml:space="preserve">Python </w:t>
+      </w:r>
+    </w:p>
+    <w:p/>
+    <w:p>
+      <w:pPr>
+        <w:rPr>
+          <w:highlight w:val="yellow"/>
+        </w:rPr>
+      </w:pPr>
+      <w:proofErr w:type="gramStart"/>
+      <w:r>
+        <w:rPr>
+          <w:highlight w:val="yellow"/>
+        </w:rPr>
+        <w:t>db.Trainer1.insertOne</w:t>
+      </w:r>
+      <w:proofErr w:type="gramEnd"/>
+      <w:r>
+        <w:rPr>
+          <w:highlight w:val="yellow"/>
+        </w:rPr>
+        <w:t>({_id:</w:t>
+      </w:r>
+      <w:proofErr w:type="gramStart"/>
+      <w:r>
+        <w:rPr>
+          <w:highlight w:val="yellow"/>
+        </w:rPr>
+        <w:t>1,tname</w:t>
+      </w:r>
+      <w:proofErr w:type="gramEnd"/>
+      <w:r>
+        <w:rPr>
+          <w:highlight w:val="yellow"/>
+        </w:rPr>
+        <w:t>:"Raj</w:t>
+      </w:r>
+      <w:proofErr w:type="gramStart"/>
+      <w:r>
+        <w:rPr>
+          <w:highlight w:val="yellow"/>
+        </w:rPr>
+        <w:t>",tech</w:t>
+      </w:r>
+      <w:proofErr w:type="gramEnd"/>
+      <w:r>
+        <w:rPr>
+          <w:highlight w:val="yellow"/>
+        </w:rPr>
+        <w:t>:"Java"});</w:t>
+      </w:r>
+    </w:p>
+    <w:p>
+      <w:proofErr w:type="gramStart"/>
+      <w:r>
+        <w:rPr>
+          <w:highlight w:val="yellow"/>
+        </w:rPr>
+        <w:t>db.Trainer1.insertOne</w:t>
+      </w:r>
+      <w:proofErr w:type="gramEnd"/>
+      <w:r>
+        <w:rPr>
+          <w:highlight w:val="yellow"/>
+        </w:rPr>
+        <w:t>({_id:</w:t>
+      </w:r>
+      <w:proofErr w:type="gramStart"/>
+      <w:r>
+        <w:rPr>
+          <w:highlight w:val="yellow"/>
+        </w:rPr>
+        <w:t>2,tname</w:t>
+      </w:r>
+      <w:proofErr w:type="gramEnd"/>
+      <w:r>
+        <w:rPr>
+          <w:highlight w:val="yellow"/>
+        </w:rPr>
+        <w:t>:"John</w:t>
+      </w:r>
+      <w:proofErr w:type="gramStart"/>
+      <w:r>
+        <w:rPr>
+          <w:highlight w:val="yellow"/>
+        </w:rPr>
+        <w:t>",tech</w:t>
+      </w:r>
+      <w:proofErr w:type="gramEnd"/>
+      <w:r>
+        <w:rPr>
+          <w:highlight w:val="yellow"/>
+        </w:rPr>
+        <w:t>:"Python"});</w:t>
+      </w:r>
+    </w:p>
+    <w:p>
+      <w:proofErr w:type="gramStart"/>
+      <w:r>
+        <w:rPr>
+          <w:highlight w:val="yellow"/>
+        </w:rPr>
+        <w:t>db.Trainer1.find</w:t>
+      </w:r>
+      <w:proofErr w:type="gramEnd"/>
+      <w:r>
+        <w:rPr>
+          <w:highlight w:val="yellow"/>
+        </w:rPr>
+        <w:t>();</w:t>
+      </w:r>
+    </w:p>
+    <w:p/>
+    <w:p>
+      <w:pPr>
+        <w:rPr>
+          <w:b/>
+          <w:bCs/>
+        </w:rPr>
+      </w:pPr>
+    </w:p>
+    <w:p>
+      <w:pPr>
+        <w:rPr>
+          <w:b/>
+          <w:bCs/>
+        </w:rPr>
+      </w:pPr>
+    </w:p>
+    <w:p>
+      <w:proofErr w:type="gramStart"/>
+      <w:r>
+        <w:lastRenderedPageBreak/>
+        <w:t>db.Trainer1.findOne</w:t>
+      </w:r>
+      <w:proofErr w:type="gramEnd"/>
+      <w:r>
+        <w:t>({_id:1});</w:t>
+      </w:r>
+    </w:p>
+    <w:p>
+      <w:pPr>
+        <w:rPr>
+          <w:b/>
+          <w:bCs/>
+        </w:rPr>
+      </w:pPr>
+    </w:p>
+    <w:p>
+      <w:pPr>
+        <w:rPr>
+          <w:b/>
+          <w:bCs/>
+        </w:rPr>
+      </w:pPr>
+      <w:r>
+        <w:rPr>
+          <w:b/>
+          <w:bCs/>
+        </w:rPr>
+        <w:t>Student1</w:t>
+      </w:r>
+      <w:r>
+        <w:rPr>
+          <w:b/>
+          <w:bCs/>
+        </w:rPr>
+        <w:sym w:font="Wingdings" w:char="F0E0"/>
+      </w:r>
+      <w:r>
+        <w:rPr>
+          <w:b/>
+          <w:bCs/>
+        </w:rPr>
+        <w:t xml:space="preserve"> Collection </w:t>
+      </w:r>
+      <w:r>
+        <w:rPr>
+          <w:b/>
+          <w:bCs/>
+        </w:rPr>
+        <w:tab/>
+      </w:r>
+      <w:r>
+        <w:rPr>
+          <w:b/>
+          <w:bCs/>
+        </w:rPr>
+        <w:tab/>
+        <w:t>(Store complete trainer object)</w:t>
+      </w:r>
+    </w:p>
+    <w:p>
+      <w:r>
+        <w:t>_</w:t>
+      </w:r>
+      <w:proofErr w:type="gramStart"/>
+      <w:r>
+        <w:t>id(</w:t>
+      </w:r>
+      <w:proofErr w:type="gramEnd"/>
+      <w:r>
+        <w:t>PK)</w:t>
+      </w:r>
+      <w:r>
+        <w:tab/>
+      </w:r>
+      <w:r>
+        <w:tab/>
+      </w:r>
+      <w:proofErr w:type="spellStart"/>
+      <w:r>
+        <w:t>SName</w:t>
+      </w:r>
+      <w:proofErr w:type="spellEnd"/>
+      <w:r>
+        <w:tab/>
+        <w:t>Age</w:t>
+      </w:r>
+      <w:r>
+        <w:tab/>
+      </w:r>
+      <w:r>
+        <w:tab/>
+        <w:t>Trainer(object)</w:t>
+      </w:r>
+    </w:p>
+    <w:p>
+      <w:r>
+        <w:t>100</w:t>
+      </w:r>
+      <w:r>
+        <w:tab/>
+      </w:r>
+      <w:r>
+        <w:tab/>
+        <w:t>Meeta</w:t>
+      </w:r>
+      <w:r>
+        <w:tab/>
+      </w:r>
+      <w:r>
+        <w:tab/>
+        <w:t>21</w:t>
+      </w:r>
+      <w:r>
+        <w:tab/>
+      </w:r>
+      <w:r>
+        <w:tab/>
+        <w:t>{_id:</w:t>
+      </w:r>
+      <w:proofErr w:type="gramStart"/>
+      <w:r>
+        <w:t>1,tname:”Raj”,tech:”Java</w:t>
+      </w:r>
+      <w:proofErr w:type="gramEnd"/>
+      <w:r>
+        <w:t>”}</w:t>
+      </w:r>
+    </w:p>
+    <w:p>
+      <w:r>
+        <w:t>101</w:t>
+      </w:r>
+      <w:r>
+        <w:tab/>
+      </w:r>
+      <w:r>
+        <w:tab/>
+        <w:t>Veeta</w:t>
+      </w:r>
+      <w:r>
+        <w:tab/>
+      </w:r>
+      <w:r>
+        <w:tab/>
+        <w:t>22</w:t>
+      </w:r>
+      <w:r>
+        <w:tab/>
+      </w:r>
+      <w:r>
+        <w:tab/>
+      </w:r>
+      <w:r>
+        <w:t>{_id:</w:t>
+      </w:r>
+      <w:proofErr w:type="gramStart"/>
+      <w:r>
+        <w:t>1,tname:”Raj”,tech:”Java</w:t>
+      </w:r>
+      <w:proofErr w:type="gramEnd"/>
+      <w:r>
+        <w:t>”}</w:t>
+      </w:r>
+    </w:p>
+    <w:p>
+      <w:r>
+        <w:t>102</w:t>
+      </w:r>
+      <w:r>
+        <w:tab/>
+      </w:r>
+      <w:r>
+        <w:tab/>
+      </w:r>
+      <w:proofErr w:type="spellStart"/>
+      <w:r>
+        <w:t>Teeta</w:t>
+      </w:r>
+      <w:proofErr w:type="spellEnd"/>
+      <w:r>
+        <w:tab/>
+      </w:r>
+      <w:r>
+        <w:tab/>
+        <w:t>23</w:t>
+      </w:r>
+      <w:r>
+        <w:tab/>
+      </w:r>
+      <w:r>
+        <w:tab/>
+      </w:r>
+      <w:r>
+        <w:t>{_id:</w:t>
+      </w:r>
+      <w:proofErr w:type="gramStart"/>
+      <w:r>
+        <w:t>2</w:t>
+      </w:r>
+      <w:r>
+        <w:t>,tname:”</w:t>
+      </w:r>
+      <w:r>
+        <w:t>John</w:t>
+      </w:r>
+      <w:r>
+        <w:t>”,tech:”</w:t>
+      </w:r>
+      <w:r>
+        <w:t>Python</w:t>
+      </w:r>
+      <w:proofErr w:type="gramEnd"/>
+      <w:r>
+        <w:t>”}</w:t>
+      </w:r>
+    </w:p>
+    <w:p>
+      <w:pPr>
+        <w:ind w:left="1440" w:hanging="1440"/>
+      </w:pPr>
+      <w:r>
+        <w:t>103</w:t>
+      </w:r>
+      <w:r>
+        <w:tab/>
+        <w:t>Leeta</w:t>
+      </w:r>
+      <w:r>
+        <w:tab/>
+      </w:r>
+      <w:r>
+        <w:tab/>
+        <w:t>24</w:t>
+      </w:r>
+      <w:r>
+        <w:tab/>
+      </w:r>
+      <w:r>
+        <w:tab/>
+        <w:t>[</w:t>
+      </w:r>
+      <w:r>
+        <w:t>{_id:</w:t>
+      </w:r>
+      <w:proofErr w:type="gramStart"/>
+      <w:r>
+        <w:t>1,tname:”Raj”,tech:”Java</w:t>
+      </w:r>
+      <w:proofErr w:type="gramEnd"/>
+      <w:r>
+        <w:t>”</w:t>
+      </w:r>
+      <w:proofErr w:type="gramStart"/>
+      <w:r>
+        <w:t>}</w:t>
+      </w:r>
+      <w:r>
+        <w:t>,</w:t>
+      </w:r>
+      <w:r>
+        <w:t xml:space="preserve"> </w:t>
+      </w:r>
+      <w:r>
+        <w:t xml:space="preserve">  </w:t>
+      </w:r>
+      <w:proofErr w:type="gramEnd"/>
+      <w:r>
+        <w:t>{_id:</w:t>
+      </w:r>
+      <w:proofErr w:type="gramStart"/>
+      <w:r>
+        <w:t>2,tname:”John”,tech:”Python</w:t>
+      </w:r>
+      <w:proofErr w:type="gramEnd"/>
+      <w:r>
+        <w:t>”}</w:t>
+      </w:r>
+      <w:r>
+        <w:t>]</w:t>
+      </w:r>
+    </w:p>
+    <w:p/>
+    <w:p>
+      <w:pPr>
+        <w:rPr>
+          <w:highlight w:val="yellow"/>
+        </w:rPr>
+      </w:pPr>
+      <w:proofErr w:type="gramStart"/>
+      <w:r>
+        <w:rPr>
+          <w:highlight w:val="yellow"/>
+        </w:rPr>
+        <w:t>db.Student1.insertOne</w:t>
+      </w:r>
+      <w:proofErr w:type="gramEnd"/>
+      <w:r>
+        <w:rPr>
+          <w:highlight w:val="yellow"/>
+        </w:rPr>
+        <w:t>({_id:</w:t>
+      </w:r>
+      <w:proofErr w:type="gramStart"/>
+      <w:r>
+        <w:rPr>
+          <w:highlight w:val="yellow"/>
+        </w:rPr>
+        <w:t>100,sname</w:t>
+      </w:r>
+      <w:proofErr w:type="gramEnd"/>
+      <w:r>
+        <w:rPr>
+          <w:highlight w:val="yellow"/>
+        </w:rPr>
+        <w:t>:"Reeta</w:t>
+      </w:r>
+      <w:proofErr w:type="gramStart"/>
+      <w:r>
+        <w:rPr>
+          <w:highlight w:val="yellow"/>
+        </w:rPr>
+        <w:t>",age</w:t>
+      </w:r>
+      <w:proofErr w:type="gramEnd"/>
+      <w:r>
+        <w:rPr>
+          <w:highlight w:val="yellow"/>
+        </w:rPr>
+        <w:t>:</w:t>
+      </w:r>
+      <w:proofErr w:type="gramStart"/>
+      <w:r>
+        <w:rPr>
+          <w:highlight w:val="yellow"/>
+        </w:rPr>
+        <w:t>21,trainer</w:t>
+      </w:r>
+      <w:proofErr w:type="gramEnd"/>
+      <w:r>
+        <w:rPr>
+          <w:highlight w:val="yellow"/>
+        </w:rPr>
+        <w:t>:</w:t>
+      </w:r>
+      <w:proofErr w:type="gramStart"/>
+      <w:r>
+        <w:rPr>
+          <w:highlight w:val="yellow"/>
+        </w:rPr>
+        <w:t>db.Trainer1.findOne</w:t>
+      </w:r>
+      <w:proofErr w:type="gramEnd"/>
+      <w:r>
+        <w:rPr>
+          <w:highlight w:val="yellow"/>
+        </w:rPr>
+        <w:t>({_id:1})});</w:t>
+      </w:r>
+    </w:p>
+    <w:p>
+      <w:pPr>
+        <w:rPr>
+          <w:highlight w:val="yellow"/>
+        </w:rPr>
+      </w:pPr>
+      <w:proofErr w:type="gramStart"/>
+      <w:r>
+        <w:rPr>
+          <w:highlight w:val="yellow"/>
+        </w:rPr>
+        <w:t>db.Student1.insertOne</w:t>
+      </w:r>
+      <w:proofErr w:type="gramEnd"/>
+      <w:r>
+        <w:rPr>
+          <w:highlight w:val="yellow"/>
+        </w:rPr>
+        <w:t>({_id:</w:t>
+      </w:r>
+      <w:proofErr w:type="gramStart"/>
+      <w:r>
+        <w:rPr>
+          <w:highlight w:val="yellow"/>
+        </w:rPr>
+        <w:t>101,sname</w:t>
+      </w:r>
+      <w:proofErr w:type="gramEnd"/>
+      <w:r>
+        <w:rPr>
+          <w:highlight w:val="yellow"/>
+        </w:rPr>
+        <w:t>:"Veeta</w:t>
+      </w:r>
+      <w:proofErr w:type="gramStart"/>
+      <w:r>
+        <w:rPr>
+          <w:highlight w:val="yellow"/>
+        </w:rPr>
+        <w:t>",age</w:t>
+      </w:r>
+      <w:proofErr w:type="gramEnd"/>
+      <w:r>
+        <w:rPr>
+          <w:highlight w:val="yellow"/>
+        </w:rPr>
+        <w:t>:</w:t>
+      </w:r>
+      <w:proofErr w:type="gramStart"/>
+      <w:r>
+        <w:rPr>
+          <w:highlight w:val="yellow"/>
+        </w:rPr>
+        <w:t>22,trainer</w:t>
+      </w:r>
+      <w:proofErr w:type="gramEnd"/>
+      <w:r>
+        <w:rPr>
+          <w:highlight w:val="yellow"/>
+        </w:rPr>
+        <w:t>:</w:t>
+      </w:r>
+      <w:proofErr w:type="gramStart"/>
+      <w:r>
+        <w:rPr>
+          <w:highlight w:val="yellow"/>
+        </w:rPr>
+        <w:t>db.Trainer1.findOne</w:t>
+      </w:r>
+      <w:proofErr w:type="gramEnd"/>
+      <w:r>
+        <w:rPr>
+          <w:highlight w:val="yellow"/>
+        </w:rPr>
+        <w:t>({_id:1})});</w:t>
+      </w:r>
+    </w:p>
+    <w:p>
+      <w:pPr>
+        <w:rPr>
+          <w:highlight w:val="yellow"/>
+        </w:rPr>
+      </w:pPr>
+      <w:proofErr w:type="gramStart"/>
+      <w:r>
+        <w:rPr>
+          <w:highlight w:val="yellow"/>
+        </w:rPr>
+        <w:t>db.Student1.insertOne</w:t>
+      </w:r>
+      <w:proofErr w:type="gramEnd"/>
+      <w:r>
+        <w:rPr>
+          <w:highlight w:val="yellow"/>
+        </w:rPr>
+        <w:t>({_id:</w:t>
+      </w:r>
+      <w:proofErr w:type="gramStart"/>
+      <w:r>
+        <w:rPr>
+          <w:highlight w:val="yellow"/>
+        </w:rPr>
+        <w:t>102,sname</w:t>
+      </w:r>
+      <w:proofErr w:type="gramEnd"/>
+      <w:r>
+        <w:rPr>
+          <w:highlight w:val="yellow"/>
+        </w:rPr>
+        <w:t>:"Teeta</w:t>
+      </w:r>
+      <w:proofErr w:type="gramStart"/>
+      <w:r>
+        <w:rPr>
+          <w:highlight w:val="yellow"/>
+        </w:rPr>
+        <w:t>",age</w:t>
+      </w:r>
+      <w:proofErr w:type="gramEnd"/>
+      <w:r>
+        <w:rPr>
+          <w:highlight w:val="yellow"/>
+        </w:rPr>
+        <w:t>:</w:t>
+      </w:r>
+      <w:proofErr w:type="gramStart"/>
+      <w:r>
+        <w:rPr>
+          <w:highlight w:val="yellow"/>
+        </w:rPr>
+        <w:t>23,trainer</w:t>
+      </w:r>
+      <w:proofErr w:type="gramEnd"/>
+      <w:r>
+        <w:rPr>
+          <w:highlight w:val="yellow"/>
+        </w:rPr>
+        <w:t>:</w:t>
+      </w:r>
+      <w:proofErr w:type="gramStart"/>
+      <w:r>
+        <w:rPr>
+          <w:highlight w:val="yellow"/>
+        </w:rPr>
+        <w:t>db.Trainer1.findOne</w:t>
+      </w:r>
+      <w:proofErr w:type="gramEnd"/>
+      <w:r>
+        <w:rPr>
+          <w:highlight w:val="yellow"/>
+        </w:rPr>
+        <w:t>({_id:2})});</w:t>
+      </w:r>
+    </w:p>
+    <w:p>
+      <w:proofErr w:type="gramStart"/>
+      <w:r>
+        <w:rPr>
+          <w:highlight w:val="yellow"/>
+        </w:rPr>
+        <w:t>db.Student1.insertOne</w:t>
+      </w:r>
+      <w:proofErr w:type="gramEnd"/>
+      <w:r>
+        <w:rPr>
+          <w:highlight w:val="yellow"/>
+        </w:rPr>
+        <w:t>({_id:</w:t>
+      </w:r>
+      <w:proofErr w:type="gramStart"/>
+      <w:r>
+        <w:rPr>
+          <w:highlight w:val="yellow"/>
+        </w:rPr>
+        <w:t>103,sname</w:t>
+      </w:r>
+      <w:proofErr w:type="gramEnd"/>
+      <w:r>
+        <w:rPr>
+          <w:highlight w:val="yellow"/>
+        </w:rPr>
+        <w:t>:"Leeta</w:t>
+      </w:r>
+      <w:proofErr w:type="gramStart"/>
+      <w:r>
+        <w:rPr>
+          <w:highlight w:val="yellow"/>
+        </w:rPr>
+        <w:t>",age</w:t>
+      </w:r>
+      <w:proofErr w:type="gramEnd"/>
+      <w:r>
+        <w:rPr>
+          <w:highlight w:val="yellow"/>
+        </w:rPr>
+        <w:t>:</w:t>
+      </w:r>
+      <w:proofErr w:type="gramStart"/>
+      <w:r>
+        <w:rPr>
+          <w:highlight w:val="yellow"/>
+        </w:rPr>
+        <w:t>25,trainer</w:t>
+      </w:r>
+      <w:proofErr w:type="gramEnd"/>
+      <w:r>
+        <w:rPr>
+          <w:highlight w:val="yellow"/>
+        </w:rPr>
+        <w:t>:[</w:t>
+      </w:r>
+      <w:proofErr w:type="gramStart"/>
+      <w:r>
+        <w:rPr>
+          <w:highlight w:val="yellow"/>
+        </w:rPr>
+        <w:t>db.Trainer1.findOne</w:t>
+      </w:r>
+      <w:proofErr w:type="gramEnd"/>
+      <w:r>
+        <w:rPr>
+          <w:highlight w:val="yellow"/>
+        </w:rPr>
+        <w:t>({_id:2}</w:t>
+      </w:r>
+      <w:proofErr w:type="gramStart"/>
+      <w:r>
+        <w:rPr>
+          <w:highlight w:val="yellow"/>
+        </w:rPr>
+        <w:t>),db</w:t>
+      </w:r>
+      <w:proofErr w:type="gramEnd"/>
+      <w:r>
+        <w:rPr>
+          <w:highlight w:val="yellow"/>
+        </w:rPr>
+        <w:t>.Trainer1.findOne({_id:1})]});</w:t>
+      </w:r>
+    </w:p>
+    <w:p>
+      <w:proofErr w:type="gramStart"/>
+      <w:r>
+        <w:rPr>
+          <w:highlight w:val="yellow"/>
+        </w:rPr>
+        <w:t>db.Student1.insertOne</w:t>
+      </w:r>
+      <w:proofErr w:type="gramEnd"/>
+      <w:r>
+        <w:rPr>
+          <w:highlight w:val="yellow"/>
+        </w:rPr>
+        <w:t>({_id:</w:t>
+      </w:r>
+      <w:proofErr w:type="gramStart"/>
+      <w:r>
+        <w:rPr>
+          <w:highlight w:val="yellow"/>
+        </w:rPr>
+        <w:t>104,sname</w:t>
+      </w:r>
+      <w:proofErr w:type="gramEnd"/>
+      <w:r>
+        <w:rPr>
+          <w:highlight w:val="yellow"/>
+        </w:rPr>
+        <w:t>:"Neeta</w:t>
+      </w:r>
+      <w:proofErr w:type="gramStart"/>
+      <w:r>
+        <w:rPr>
+          <w:highlight w:val="yellow"/>
+        </w:rPr>
+        <w:t>",age</w:t>
+      </w:r>
+      <w:proofErr w:type="gramEnd"/>
+      <w:r>
+        <w:rPr>
+          <w:highlight w:val="yellow"/>
+        </w:rPr>
+        <w:t>:</w:t>
+      </w:r>
+      <w:proofErr w:type="gramStart"/>
+      <w:r>
+        <w:rPr>
+          <w:highlight w:val="yellow"/>
+        </w:rPr>
+        <w:t>26,trainer</w:t>
+      </w:r>
+      <w:proofErr w:type="gramEnd"/>
+      <w:r>
+        <w:rPr>
+          <w:highlight w:val="yellow"/>
+        </w:rPr>
+        <w:t>:</w:t>
+      </w:r>
+      <w:proofErr w:type="gramStart"/>
+      <w:r>
+        <w:rPr>
+          <w:highlight w:val="yellow"/>
+        </w:rPr>
+        <w:t>db.Trainer1.findOne</w:t>
+      </w:r>
+      <w:proofErr w:type="gramEnd"/>
+      <w:r>
+        <w:rPr>
+          <w:highlight w:val="yellow"/>
+        </w:rPr>
+        <w:t>({_id:3})});</w:t>
+      </w:r>
+    </w:p>
+    <w:p>
+      <w:proofErr w:type="gramStart"/>
+      <w:r>
+        <w:rPr>
+          <w:highlight w:val="yellow"/>
+        </w:rPr>
+        <w:t>db.Student1.find</w:t>
+      </w:r>
+      <w:proofErr w:type="gramEnd"/>
+      <w:r>
+        <w:rPr>
+          <w:highlight w:val="yellow"/>
+        </w:rPr>
+        <w:t>();</w:t>
+      </w:r>
+    </w:p>
+    <w:p/>
+    <w:p>
+      <w:r>
+        <w:t>2</w:t>
+      </w:r>
+      <w:proofErr w:type="gramStart"/>
+      <w:r>
+        <w:rPr>
+          <w:vertAlign w:val="superscript"/>
+        </w:rPr>
+        <w:t>nd</w:t>
+      </w:r>
+      <w:r>
+        <w:t xml:space="preserve"> </w:t>
+      </w:r>
+      <w:r>
+        <w:t xml:space="preserve"> Approach</w:t>
+      </w:r>
+      <w:proofErr w:type="gramEnd"/>
+      <w:r>
+        <w:t xml:space="preserve"> </w:t>
+      </w:r>
+      <w:r>
+        <w:tab/>
+        <w:t xml:space="preserve">Student hold </w:t>
+      </w:r>
+      <w:r>
+        <w:t xml:space="preserve">Trainer </w:t>
+      </w:r>
+      <w:proofErr w:type="spellStart"/>
+      <w:r>
+        <w:t>id</w:t>
+      </w:r>
+      <w:proofErr w:type="spellEnd"/>
+      <w:r>
+        <w:t xml:space="preserve"> rather than complete object like FK</w:t>
+      </w:r>
+      <w:r>
+        <w:t xml:space="preserve">. </w:t>
+      </w:r>
+      <w:r>
+        <w:t xml:space="preserve">Using </w:t>
+      </w:r>
+      <w:r>
+        <w:rPr>
+          <w:highlight w:val="yellow"/>
+        </w:rPr>
+        <w:t>aggregate</w:t>
+      </w:r>
+      <w:r>
+        <w:t xml:space="preserve"> function with </w:t>
+      </w:r>
+      <w:r>
+        <w:rPr>
+          <w:highlight w:val="yellow"/>
+        </w:rPr>
+        <w:t>$lookup</w:t>
+      </w:r>
+      <w:r>
+        <w:t xml:space="preserve"> operator we can retrieve more than one collection documents with common field like join. </w:t>
+      </w:r>
+    </w:p>
+    <w:p>
+      <w:pPr>
+        <w:rPr>
+          <w:b/>
+          <w:bCs/>
+        </w:rPr>
+      </w:pPr>
+      <w:r>
+        <w:rPr>
+          <w:b/>
+          <w:bCs/>
+        </w:rPr>
+        <w:t>Trainer</w:t>
+      </w:r>
+      <w:r>
+        <w:rPr>
+          <w:b/>
+          <w:bCs/>
+        </w:rPr>
+        <w:t>2</w:t>
+      </w:r>
+      <w:r>
+        <w:rPr>
+          <w:b/>
+          <w:bCs/>
+        </w:rPr>
+        <w:t xml:space="preserve"> </w:t>
+      </w:r>
+      <w:r>
+        <w:rPr>
+          <w:b/>
+          <w:bCs/>
+        </w:rPr>
+        <w:sym w:font="Wingdings" w:char="F0E0"/>
+      </w:r>
+      <w:r>
+        <w:rPr>
+          <w:b/>
+          <w:bCs/>
+        </w:rPr>
+        <w:t xml:space="preserve">Collection </w:t>
+      </w:r>
+    </w:p>
+    <w:p>
+      <w:r>
+        <w:t>_</w:t>
+      </w:r>
+      <w:proofErr w:type="gramStart"/>
+      <w:r>
+        <w:t>id(</w:t>
+      </w:r>
+      <w:proofErr w:type="gramEnd"/>
+      <w:r>
+        <w:t>like PK)</w:t>
+      </w:r>
+      <w:r>
+        <w:tab/>
+      </w:r>
+      <w:proofErr w:type="spellStart"/>
+      <w:r>
+        <w:t>Tname</w:t>
+      </w:r>
+      <w:proofErr w:type="spellEnd"/>
+      <w:r>
+        <w:tab/>
+      </w:r>
+      <w:r>
+        <w:tab/>
+        <w:t xml:space="preserve">tech </w:t>
+      </w:r>
+    </w:p>
+    <w:p>
+      <w:r>
+        <w:t>1</w:t>
+      </w:r>
+      <w:r>
+        <w:tab/>
+      </w:r>
+      <w:r>
+        <w:tab/>
+        <w:t>Raj</w:t>
+      </w:r>
+      <w:r>
+        <w:tab/>
+      </w:r>
+      <w:r>
+        <w:tab/>
+        <w:t>Java</w:t>
+      </w:r>
+    </w:p>
+    <w:p>
+      <w:r>
+        <w:t>2</w:t>
+      </w:r>
+      <w:r>
+        <w:tab/>
+      </w:r>
+      <w:r>
+        <w:tab/>
+        <w:t>John</w:t>
+      </w:r>
+      <w:r>
+        <w:tab/>
+      </w:r>
+      <w:r>
+        <w:tab/>
+        <w:t xml:space="preserve">Python </w:t>
+      </w:r>
+    </w:p>
+    <w:p/>
+    <w:p>
+      <w:pPr>
+        <w:rPr>
+          <w:highlight w:val="yellow"/>
+        </w:rPr>
+      </w:pPr>
+      <w:proofErr w:type="gramStart"/>
+      <w:r>
+        <w:rPr>
+          <w:highlight w:val="yellow"/>
+        </w:rPr>
+        <w:lastRenderedPageBreak/>
+        <w:t>db.Student2.insertOne</w:t>
+      </w:r>
+      <w:proofErr w:type="gramEnd"/>
+      <w:r>
+        <w:rPr>
+          <w:highlight w:val="yellow"/>
+        </w:rPr>
+        <w:t>({_id:</w:t>
+      </w:r>
+      <w:proofErr w:type="gramStart"/>
+      <w:r>
+        <w:rPr>
+          <w:highlight w:val="yellow"/>
+        </w:rPr>
+        <w:t>100,sname</w:t>
+      </w:r>
+      <w:proofErr w:type="gramEnd"/>
+      <w:r>
+        <w:rPr>
+          <w:highlight w:val="yellow"/>
+        </w:rPr>
+        <w:t>:"Reeta</w:t>
+      </w:r>
+      <w:proofErr w:type="gramStart"/>
+      <w:r>
+        <w:rPr>
+          <w:highlight w:val="yellow"/>
+        </w:rPr>
+        <w:t>",age</w:t>
+      </w:r>
+      <w:proofErr w:type="gramEnd"/>
+      <w:r>
+        <w:rPr>
+          <w:highlight w:val="yellow"/>
+        </w:rPr>
+        <w:t>:</w:t>
+      </w:r>
+      <w:proofErr w:type="gramStart"/>
+      <w:r>
+        <w:rPr>
+          <w:highlight w:val="yellow"/>
+        </w:rPr>
+        <w:t>21,tid</w:t>
+      </w:r>
+      <w:proofErr w:type="gramEnd"/>
+      <w:r>
+        <w:rPr>
+          <w:highlight w:val="yellow"/>
+        </w:rPr>
+        <w:t>:</w:t>
+      </w:r>
+      <w:proofErr w:type="gramStart"/>
+      <w:r>
+        <w:rPr>
+          <w:highlight w:val="yellow"/>
+        </w:rPr>
+        <w:t>db.Trainer2.findOne</w:t>
+      </w:r>
+      <w:proofErr w:type="gramEnd"/>
+      <w:r>
+        <w:rPr>
+          <w:highlight w:val="yellow"/>
+        </w:rPr>
+        <w:t>({tech:"Java"})._id});</w:t>
+      </w:r>
+    </w:p>
+    <w:p>
+      <w:pPr>
+        <w:rPr>
+          <w:highlight w:val="yellow"/>
+        </w:rPr>
+      </w:pPr>
+      <w:proofErr w:type="gramStart"/>
+      <w:r>
+        <w:rPr>
+          <w:highlight w:val="yellow"/>
+        </w:rPr>
+        <w:t>db.Student2.insertOne</w:t>
+      </w:r>
+      <w:proofErr w:type="gramEnd"/>
+      <w:r>
+        <w:rPr>
+          <w:highlight w:val="yellow"/>
+        </w:rPr>
+        <w:t>({_id:</w:t>
+      </w:r>
+      <w:proofErr w:type="gramStart"/>
+      <w:r>
+        <w:rPr>
+          <w:highlight w:val="yellow"/>
+        </w:rPr>
+        <w:t>101,sname</w:t>
+      </w:r>
+      <w:proofErr w:type="gramEnd"/>
+      <w:r>
+        <w:rPr>
+          <w:highlight w:val="yellow"/>
+        </w:rPr>
+        <w:t>:"Veeta</w:t>
+      </w:r>
+      <w:proofErr w:type="gramStart"/>
+      <w:r>
+        <w:rPr>
+          <w:highlight w:val="yellow"/>
+        </w:rPr>
+        <w:t>",age</w:t>
+      </w:r>
+      <w:proofErr w:type="gramEnd"/>
+      <w:r>
+        <w:rPr>
+          <w:highlight w:val="yellow"/>
+        </w:rPr>
+        <w:t>:</w:t>
+      </w:r>
+      <w:proofErr w:type="gramStart"/>
+      <w:r>
+        <w:rPr>
+          <w:highlight w:val="yellow"/>
+        </w:rPr>
+        <w:t>23,tid</w:t>
+      </w:r>
+      <w:proofErr w:type="gramEnd"/>
+      <w:r>
+        <w:rPr>
+          <w:highlight w:val="yellow"/>
+        </w:rPr>
+        <w:t>:</w:t>
+      </w:r>
+      <w:proofErr w:type="gramStart"/>
+      <w:r>
+        <w:rPr>
+          <w:highlight w:val="yellow"/>
+        </w:rPr>
+        <w:t>db.Trainer2.findOne</w:t>
+      </w:r>
+      <w:proofErr w:type="gramEnd"/>
+      <w:r>
+        <w:rPr>
+          <w:highlight w:val="yellow"/>
+        </w:rPr>
+        <w:t>({tech:"Java"})._id});</w:t>
+      </w:r>
+    </w:p>
+    <w:p>
+      <w:pPr>
+        <w:rPr>
+          <w:highlight w:val="yellow"/>
+        </w:rPr>
+      </w:pPr>
+      <w:proofErr w:type="gramStart"/>
+      <w:r>
+        <w:rPr>
+          <w:highlight w:val="yellow"/>
+        </w:rPr>
+        <w:t>db.Student2.insertOne</w:t>
+      </w:r>
+      <w:proofErr w:type="gramEnd"/>
+      <w:r>
+        <w:rPr>
+          <w:highlight w:val="yellow"/>
+        </w:rPr>
+        <w:t>({_id:</w:t>
+      </w:r>
+      <w:proofErr w:type="gramStart"/>
+      <w:r>
+        <w:rPr>
+          <w:highlight w:val="yellow"/>
+        </w:rPr>
+        <w:t>102,sname</w:t>
+      </w:r>
+      <w:proofErr w:type="gramEnd"/>
+      <w:r>
+        <w:rPr>
+          <w:highlight w:val="yellow"/>
+        </w:rPr>
+        <w:t>:"Meeta</w:t>
+      </w:r>
+      <w:proofErr w:type="gramStart"/>
+      <w:r>
+        <w:rPr>
+          <w:highlight w:val="yellow"/>
+        </w:rPr>
+        <w:t>",age</w:t>
+      </w:r>
+      <w:proofErr w:type="gramEnd"/>
+      <w:r>
+        <w:rPr>
+          <w:highlight w:val="yellow"/>
+        </w:rPr>
+        <w:t>:</w:t>
+      </w:r>
+      <w:proofErr w:type="gramStart"/>
+      <w:r>
+        <w:rPr>
+          <w:highlight w:val="yellow"/>
+        </w:rPr>
+        <w:t>23,tid</w:t>
+      </w:r>
+      <w:proofErr w:type="gramEnd"/>
+      <w:r>
+        <w:rPr>
+          <w:highlight w:val="yellow"/>
+        </w:rPr>
+        <w:t>:</w:t>
+      </w:r>
+      <w:proofErr w:type="gramStart"/>
+      <w:r>
+        <w:rPr>
+          <w:highlight w:val="yellow"/>
+        </w:rPr>
+        <w:t>db.Trainer2.findOne</w:t>
+      </w:r>
+      <w:proofErr w:type="gramEnd"/>
+      <w:r>
+        <w:rPr>
+          <w:highlight w:val="yellow"/>
+        </w:rPr>
+        <w:t>({tech:"Python"})._id});</w:t>
+      </w:r>
+    </w:p>
+    <w:p>
+      <w:proofErr w:type="gramStart"/>
+      <w:r>
+        <w:rPr>
+          <w:highlight w:val="yellow"/>
+        </w:rPr>
+        <w:t>db.Student2.insertOne</w:t>
+      </w:r>
+      <w:proofErr w:type="gramEnd"/>
+      <w:r>
+        <w:rPr>
+          <w:highlight w:val="yellow"/>
+        </w:rPr>
+        <w:t>({_id:</w:t>
+      </w:r>
+      <w:proofErr w:type="gramStart"/>
+      <w:r>
+        <w:rPr>
+          <w:highlight w:val="yellow"/>
+        </w:rPr>
+        <w:t>103,sname</w:t>
+      </w:r>
+      <w:proofErr w:type="gramEnd"/>
+      <w:r>
+        <w:rPr>
+          <w:highlight w:val="yellow"/>
+        </w:rPr>
+        <w:t>:"Teeta</w:t>
+      </w:r>
+      <w:proofErr w:type="gramStart"/>
+      <w:r>
+        <w:rPr>
+          <w:highlight w:val="yellow"/>
+        </w:rPr>
+        <w:t>",age</w:t>
+      </w:r>
+      <w:proofErr w:type="gramEnd"/>
+      <w:r>
+        <w:rPr>
+          <w:highlight w:val="yellow"/>
+        </w:rPr>
+        <w:t>:</w:t>
+      </w:r>
+      <w:proofErr w:type="gramStart"/>
+      <w:r>
+        <w:rPr>
+          <w:highlight w:val="yellow"/>
+        </w:rPr>
+        <w:t>26,tid</w:t>
+      </w:r>
+      <w:proofErr w:type="gramEnd"/>
+      <w:r>
+        <w:rPr>
+          <w:highlight w:val="yellow"/>
+        </w:rPr>
+        <w:t>:[</w:t>
+      </w:r>
+      <w:proofErr w:type="gramStart"/>
+      <w:r>
+        <w:rPr>
+          <w:highlight w:val="yellow"/>
+        </w:rPr>
+        <w:t>db.Trainer2.findOne</w:t>
+      </w:r>
+      <w:proofErr w:type="gramEnd"/>
+      <w:r>
+        <w:rPr>
+          <w:highlight w:val="yellow"/>
+        </w:rPr>
+        <w:t>({tech:"Python"})._id,db.Trainer2.findOne({tech:"Java"})]});</w:t>
+      </w:r>
+    </w:p>
+    <w:p>
+      <w:proofErr w:type="gramStart"/>
+      <w:r>
+        <w:rPr>
+          <w:highlight w:val="yellow"/>
+        </w:rPr>
+        <w:t>db.Student2.insertOne</w:t>
+      </w:r>
+      <w:proofErr w:type="gramEnd"/>
+      <w:r>
+        <w:rPr>
+          <w:highlight w:val="yellow"/>
+        </w:rPr>
+        <w:t>({_id:</w:t>
+      </w:r>
+      <w:proofErr w:type="gramStart"/>
+      <w:r>
+        <w:rPr>
+          <w:highlight w:val="yellow"/>
+        </w:rPr>
+        <w:t>104,sname</w:t>
+      </w:r>
+      <w:proofErr w:type="gramEnd"/>
+      <w:r>
+        <w:rPr>
+          <w:highlight w:val="yellow"/>
+        </w:rPr>
+        <w:t>:"Neeta</w:t>
+      </w:r>
+      <w:proofErr w:type="gramStart"/>
+      <w:r>
+        <w:rPr>
+          <w:highlight w:val="yellow"/>
+        </w:rPr>
+        <w:t>",age</w:t>
+      </w:r>
+      <w:proofErr w:type="gramEnd"/>
+      <w:r>
+        <w:rPr>
+          <w:highlight w:val="yellow"/>
+        </w:rPr>
+        <w:t>:</w:t>
+      </w:r>
+      <w:proofErr w:type="gramStart"/>
+      <w:r>
+        <w:rPr>
+          <w:highlight w:val="yellow"/>
+        </w:rPr>
+        <w:t>29,tid</w:t>
+      </w:r>
+      <w:proofErr w:type="gramEnd"/>
+      <w:r>
+        <w:rPr>
+          <w:highlight w:val="yellow"/>
+        </w:rPr>
+        <w:t>:</w:t>
+      </w:r>
+      <w:proofErr w:type="gramStart"/>
+      <w:r>
+        <w:rPr>
+          <w:highlight w:val="yellow"/>
+        </w:rPr>
+        <w:t>db.Trainer2.findOne</w:t>
+      </w:r>
+      <w:proofErr w:type="gramEnd"/>
+      <w:r>
+        <w:rPr>
+          <w:highlight w:val="yellow"/>
+        </w:rPr>
+        <w:t>({tech:"React JS"}</w:t>
+      </w:r>
+      <w:proofErr w:type="gramStart"/>
+      <w:r>
+        <w:rPr>
+          <w:highlight w:val="yellow"/>
+        </w:rPr>
+        <w:t>)._</w:t>
+      </w:r>
+      <w:proofErr w:type="gramEnd"/>
+      <w:r>
+        <w:rPr>
+          <w:highlight w:val="yellow"/>
+        </w:rPr>
+        <w:t>id});</w:t>
+      </w:r>
+      <w:r>
+        <w:tab/>
+      </w:r>
+      <w:r>
+        <w:tab/>
+        <w:t xml:space="preserve">Error because that trainer id not present. </w:t>
+      </w:r>
+    </w:p>
+    <w:p/>
+    <w:p/>
+    <w:p>
+      <w:proofErr w:type="gramStart"/>
+      <w:r>
+        <w:rPr>
+          <w:highlight w:val="yellow"/>
+        </w:rPr>
+        <w:t>db.Trainer2.insertOne</w:t>
+      </w:r>
+      <w:proofErr w:type="gramEnd"/>
+      <w:r>
+        <w:rPr>
+          <w:highlight w:val="yellow"/>
+        </w:rPr>
+        <w:t>({_id:</w:t>
+      </w:r>
+      <w:proofErr w:type="gramStart"/>
+      <w:r>
+        <w:rPr>
+          <w:highlight w:val="yellow"/>
+        </w:rPr>
+        <w:t>1,tname</w:t>
+      </w:r>
+      <w:proofErr w:type="gramEnd"/>
+      <w:r>
+        <w:rPr>
+          <w:highlight w:val="yellow"/>
+        </w:rPr>
+        <w:t>:"Raj</w:t>
+      </w:r>
+      <w:proofErr w:type="gramStart"/>
+      <w:r>
+        <w:rPr>
+          <w:highlight w:val="yellow"/>
+        </w:rPr>
+        <w:t>",tech</w:t>
+      </w:r>
+      <w:proofErr w:type="gramEnd"/>
+      <w:r>
+        <w:rPr>
+          <w:highlight w:val="yellow"/>
+        </w:rPr>
+        <w:t>:"Java"});</w:t>
+      </w:r>
+    </w:p>
+    <w:p>
+      <w:proofErr w:type="gramStart"/>
+      <w:r>
+        <w:rPr>
+          <w:highlight w:val="yellow"/>
+        </w:rPr>
+        <w:t>db.Trainer2.insertOne</w:t>
+      </w:r>
+      <w:proofErr w:type="gramEnd"/>
+      <w:r>
+        <w:rPr>
+          <w:highlight w:val="yellow"/>
+        </w:rPr>
+        <w:t>({_id:</w:t>
+      </w:r>
+      <w:proofErr w:type="gramStart"/>
+      <w:r>
+        <w:rPr>
+          <w:highlight w:val="yellow"/>
+        </w:rPr>
+        <w:t>2,tname</w:t>
+      </w:r>
+      <w:proofErr w:type="gramEnd"/>
+      <w:r>
+        <w:rPr>
+          <w:highlight w:val="yellow"/>
+        </w:rPr>
+        <w:t>:"John</w:t>
+      </w:r>
+      <w:proofErr w:type="gramStart"/>
+      <w:r>
+        <w:rPr>
+          <w:highlight w:val="yellow"/>
+        </w:rPr>
+        <w:t>",tech</w:t>
+      </w:r>
+      <w:proofErr w:type="gramEnd"/>
+      <w:r>
+        <w:rPr>
+          <w:highlight w:val="yellow"/>
+        </w:rPr>
+        <w:t>:"Python"});</w:t>
+      </w:r>
+    </w:p>
+    <w:p/>
+    <w:p>
+      <w:pPr>
+        <w:rPr>
+          <w:b/>
+          <w:bCs/>
+        </w:rPr>
+      </w:pPr>
+      <w:r>
+        <w:rPr>
+          <w:b/>
+          <w:bCs/>
+        </w:rPr>
+        <w:t>Student</w:t>
+      </w:r>
+      <w:r>
+        <w:rPr>
+          <w:b/>
+          <w:bCs/>
+        </w:rPr>
+        <w:t>2</w:t>
+      </w:r>
+      <w:r>
+        <w:rPr>
+          <w:b/>
+          <w:bCs/>
+        </w:rPr>
+        <w:sym w:font="Wingdings" w:char="F0E0"/>
+      </w:r>
+      <w:r>
+        <w:rPr>
+          <w:b/>
+          <w:bCs/>
+        </w:rPr>
+        <w:t xml:space="preserve"> Collection </w:t>
+      </w:r>
+      <w:r>
+        <w:rPr>
+          <w:b/>
+          <w:bCs/>
+        </w:rPr>
+        <w:tab/>
+      </w:r>
+      <w:r>
+        <w:rPr>
+          <w:b/>
+          <w:bCs/>
+        </w:rPr>
+        <w:tab/>
+        <w:t>(Store complete trainer object)</w:t>
+      </w:r>
+    </w:p>
+    <w:p>
+      <w:r>
+        <w:t>_</w:t>
+      </w:r>
+      <w:proofErr w:type="gramStart"/>
+      <w:r>
+        <w:t>id(</w:t>
+      </w:r>
+      <w:proofErr w:type="gramEnd"/>
+      <w:r>
+        <w:t>PK)</w:t>
+      </w:r>
+      <w:r>
+        <w:tab/>
+      </w:r>
+      <w:r>
+        <w:tab/>
+      </w:r>
+      <w:proofErr w:type="spellStart"/>
+      <w:r>
+        <w:t>SName</w:t>
+      </w:r>
+      <w:proofErr w:type="spellEnd"/>
+      <w:r>
+        <w:tab/>
+        <w:t>Age</w:t>
+      </w:r>
+      <w:r>
+        <w:tab/>
+      </w:r>
+      <w:r>
+        <w:tab/>
+        <w:t>T</w:t>
+      </w:r>
+      <w:r>
+        <w:t>ID</w:t>
+      </w:r>
+    </w:p>
+    <w:p>
+      <w:r>
+        <w:t>100</w:t>
+      </w:r>
+      <w:r>
+        <w:tab/>
+      </w:r>
+      <w:r>
+        <w:tab/>
+        <w:t>Meeta</w:t>
+      </w:r>
+      <w:r>
+        <w:tab/>
+      </w:r>
+      <w:r>
+        <w:tab/>
+        <w:t>21</w:t>
+      </w:r>
+      <w:r>
+        <w:tab/>
+      </w:r>
+      <w:r>
+        <w:tab/>
+      </w:r>
+      <w:r>
+        <w:t>1</w:t>
+      </w:r>
+    </w:p>
+    <w:p>
+      <w:r>
+        <w:t>101</w:t>
+      </w:r>
+      <w:r>
+        <w:tab/>
+      </w:r>
+      <w:r>
+        <w:tab/>
+        <w:t>Veeta</w:t>
+      </w:r>
+      <w:r>
+        <w:tab/>
+      </w:r>
+      <w:r>
+        <w:tab/>
+        <w:t>22</w:t>
+      </w:r>
+      <w:r>
+        <w:tab/>
+      </w:r>
+      <w:r>
+        <w:tab/>
+      </w:r>
+      <w:r>
+        <w:t>1</w:t>
+      </w:r>
+    </w:p>
+    <w:p>
+      <w:r>
+        <w:t>102</w:t>
+      </w:r>
+      <w:r>
+        <w:tab/>
+      </w:r>
+      <w:r>
+        <w:tab/>
+      </w:r>
+      <w:proofErr w:type="spellStart"/>
+      <w:r>
+        <w:t>Teeta</w:t>
+      </w:r>
+      <w:proofErr w:type="spellEnd"/>
+      <w:r>
+        <w:tab/>
+      </w:r>
+      <w:r>
+        <w:tab/>
+        <w:t>23</w:t>
+      </w:r>
+      <w:r>
+        <w:tab/>
+      </w:r>
+      <w:r>
+        <w:tab/>
+      </w:r>
+      <w:r>
+        <w:t>2</w:t>
+      </w:r>
+    </w:p>
+    <w:p>
+      <w:pPr>
+        <w:ind w:left="1440" w:hanging="1440"/>
+      </w:pPr>
+      <w:r>
+        <w:t>103</w:t>
+      </w:r>
+      <w:r>
+        <w:tab/>
+        <w:t>Leeta</w:t>
+      </w:r>
+      <w:r>
+        <w:tab/>
+      </w:r>
+      <w:r>
+        <w:tab/>
+        <w:t>24</w:t>
+      </w:r>
+      <w:r>
+        <w:tab/>
+      </w:r>
+      <w:r>
+        <w:tab/>
+      </w:r>
+      <w:r>
+        <w:t>[1,2]</w:t>
+      </w:r>
+    </w:p>
+    <w:p/>
+    <w:p/>
+    <w:p>
+      <w:r>
+        <w:t>3</w:t>
+      </w:r>
+      <w:r>
+        <w:rPr>
+          <w:vertAlign w:val="superscript"/>
+        </w:rPr>
+        <w:t>rd</w:t>
+      </w:r>
+      <w:r>
+        <w:t xml:space="preserve"> approach </w:t>
+      </w:r>
+    </w:p>
+    <w:p>
+      <w:pPr>
+        <w:rPr>
+          <w:b/>
+          <w:bCs/>
+        </w:rPr>
+      </w:pPr>
+      <w:r>
+        <w:rPr>
+          <w:b/>
+          <w:bCs/>
+        </w:rPr>
+        <w:t>Trainer</w:t>
+      </w:r>
+      <w:r>
+        <w:rPr>
+          <w:b/>
+          <w:bCs/>
+        </w:rPr>
+        <w:t>3</w:t>
+      </w:r>
+      <w:r>
+        <w:rPr>
+          <w:b/>
+          <w:bCs/>
+        </w:rPr>
+        <w:t xml:space="preserve"> </w:t>
+      </w:r>
+      <w:r>
+        <w:rPr>
+          <w:b/>
+          <w:bCs/>
+        </w:rPr>
+        <w:sym w:font="Wingdings" w:char="F0E0"/>
+      </w:r>
+      <w:r>
+        <w:rPr>
+          <w:b/>
+          <w:bCs/>
+        </w:rPr>
+        <w:t xml:space="preserve">Collection </w:t>
+      </w:r>
+    </w:p>
+    <w:p>
+      <w:r>
+        <w:t>_</w:t>
+      </w:r>
+      <w:proofErr w:type="gramStart"/>
+      <w:r>
+        <w:t>id(</w:t>
+      </w:r>
+      <w:proofErr w:type="gramEnd"/>
+      <w:r>
+        <w:t>like PK)</w:t>
+      </w:r>
+      <w:r>
+        <w:tab/>
+      </w:r>
+      <w:proofErr w:type="spellStart"/>
+      <w:r>
+        <w:t>Tname</w:t>
+      </w:r>
+      <w:proofErr w:type="spellEnd"/>
+      <w:r>
+        <w:tab/>
+      </w:r>
+      <w:r>
+        <w:tab/>
+        <w:t xml:space="preserve">tech </w:t>
+      </w:r>
+      <w:r>
+        <w:tab/>
+      </w:r>
+      <w:r>
+        <w:tab/>
+      </w:r>
+      <w:proofErr w:type="spellStart"/>
+      <w:r>
+        <w:t>StudentObject</w:t>
+      </w:r>
+      <w:proofErr w:type="spellEnd"/>
+      <w:r>
+        <w:t xml:space="preserve"> </w:t>
+      </w:r>
+    </w:p>
+    <w:p>
+      <w:r>
+        <w:t>1</w:t>
+      </w:r>
+      <w:r>
+        <w:tab/>
+      </w:r>
+      <w:r>
+        <w:tab/>
+        <w:t>Raj</w:t>
+      </w:r>
+      <w:r>
+        <w:tab/>
+      </w:r>
+      <w:r>
+        <w:tab/>
+        <w:t>Java</w:t>
+      </w:r>
+      <w:r>
+        <w:tab/>
+      </w:r>
+      <w:r>
+        <w:tab/>
+        <w:t>[{_id:</w:t>
+      </w:r>
+      <w:proofErr w:type="gramStart"/>
+      <w:r>
+        <w:t>100,sname:”Meeta”,age</w:t>
+      </w:r>
+      <w:proofErr w:type="gramEnd"/>
+      <w:r>
+        <w:t>:21</w:t>
+      </w:r>
+      <w:proofErr w:type="gramStart"/>
+      <w:r>
+        <w:t>},{</w:t>
+      </w:r>
+      <w:proofErr w:type="gramEnd"/>
+      <w:r>
+        <w:t>_id:</w:t>
+      </w:r>
+      <w:proofErr w:type="gramStart"/>
+      <w:r>
+        <w:t>101,sname:”Veeta”,age</w:t>
+      </w:r>
+      <w:proofErr w:type="gramEnd"/>
+      <w:r>
+        <w:t>:22</w:t>
+      </w:r>
+      <w:proofErr w:type="gramStart"/>
+      <w:r>
+        <w:t>},{</w:t>
+      </w:r>
+      <w:proofErr w:type="gramEnd"/>
+      <w:r>
+        <w:t>_id:103</w:t>
+      </w:r>
+      <w:proofErr w:type="gramStart"/>
+      <w:r>
+        <w:t>,”Leeta”,age</w:t>
+      </w:r>
+      <w:proofErr w:type="gramEnd"/>
+      <w:r>
+        <w:t>:24}]</w:t>
+      </w:r>
+    </w:p>
+    <w:p>
+      <w:r>
+        <w:t>2</w:t>
+      </w:r>
+      <w:r>
+        <w:tab/>
+      </w:r>
+      <w:r>
+        <w:tab/>
+        <w:t>John</w:t>
+      </w:r>
+      <w:r>
+        <w:tab/>
+      </w:r>
+      <w:r>
+        <w:tab/>
+        <w:t xml:space="preserve">Python </w:t>
+      </w:r>
+      <w:r>
+        <w:tab/>
+        <w:t>[{_id:102</w:t>
+      </w:r>
+      <w:proofErr w:type="gramStart"/>
+      <w:r>
+        <w:t>},{</w:t>
+      </w:r>
+      <w:proofErr w:type="gramEnd"/>
+      <w:r>
+        <w:t>_id:103}]</w:t>
+      </w:r>
+    </w:p>
+    <w:p>
+      <w:pPr>
+        <w:rPr>
+          <w:b/>
+          <w:bCs/>
+        </w:rPr>
+      </w:pPr>
+      <w:r>
+        <w:rPr>
+          <w:b/>
+          <w:bCs/>
+        </w:rPr>
+        <w:lastRenderedPageBreak/>
+        <w:t>Student</w:t>
+      </w:r>
+      <w:r>
+        <w:rPr>
+          <w:b/>
+          <w:bCs/>
+        </w:rPr>
+        <w:t>3</w:t>
+      </w:r>
+      <w:r>
+        <w:rPr>
+          <w:b/>
+          <w:bCs/>
+        </w:rPr>
+        <w:sym w:font="Wingdings" w:char="F0E0"/>
+      </w:r>
+      <w:r>
+        <w:rPr>
+          <w:b/>
+          <w:bCs/>
+        </w:rPr>
+        <w:t xml:space="preserve"> Collection </w:t>
+      </w:r>
+      <w:r>
+        <w:rPr>
+          <w:b/>
+          <w:bCs/>
+        </w:rPr>
+        <w:tab/>
+      </w:r>
+      <w:r>
+        <w:rPr>
+          <w:b/>
+          <w:bCs/>
+        </w:rPr>
+        <w:tab/>
+      </w:r>
+    </w:p>
+    <w:p>
+      <w:r>
+        <w:t>_</w:t>
+      </w:r>
+      <w:proofErr w:type="gramStart"/>
+      <w:r>
+        <w:t>id(</w:t>
+      </w:r>
+      <w:proofErr w:type="gramEnd"/>
+      <w:r>
+        <w:t>PK)</w:t>
+      </w:r>
+      <w:r>
+        <w:tab/>
+      </w:r>
+      <w:r>
+        <w:tab/>
+      </w:r>
+      <w:proofErr w:type="spellStart"/>
+      <w:r>
+        <w:t>SName</w:t>
+      </w:r>
+      <w:proofErr w:type="spellEnd"/>
+      <w:r>
+        <w:tab/>
+        <w:t>Age</w:t>
+      </w:r>
+      <w:r>
+        <w:tab/>
+      </w:r>
+      <w:r>
+        <w:tab/>
+      </w:r>
+    </w:p>
+    <w:p>
+      <w:r>
+        <w:t>100</w:t>
+      </w:r>
+      <w:r>
+        <w:tab/>
+      </w:r>
+      <w:r>
+        <w:tab/>
+        <w:t>Meeta</w:t>
+      </w:r>
+      <w:r>
+        <w:tab/>
+      </w:r>
+      <w:r>
+        <w:tab/>
+        <w:t>21</w:t>
+      </w:r>
+      <w:r>
+        <w:tab/>
+      </w:r>
+      <w:r>
+        <w:tab/>
+      </w:r>
+    </w:p>
+    <w:p>
+      <w:r>
+        <w:t>101</w:t>
+      </w:r>
+      <w:r>
+        <w:tab/>
+      </w:r>
+      <w:r>
+        <w:tab/>
+        <w:t>Veeta</w:t>
+      </w:r>
+      <w:r>
+        <w:tab/>
+      </w:r>
+      <w:r>
+        <w:tab/>
+        <w:t>22</w:t>
+      </w:r>
+      <w:r>
+        <w:tab/>
+      </w:r>
+      <w:r>
+        <w:tab/>
+      </w:r>
+    </w:p>
+    <w:p>
+      <w:r>
+        <w:t>102</w:t>
+      </w:r>
+      <w:r>
+        <w:tab/>
+      </w:r>
+      <w:r>
+        <w:tab/>
+      </w:r>
+      <w:proofErr w:type="spellStart"/>
+      <w:r>
+        <w:t>Teeta</w:t>
+      </w:r>
+      <w:proofErr w:type="spellEnd"/>
+      <w:r>
+        <w:tab/>
+      </w:r>
+      <w:r>
+        <w:tab/>
+        <w:t>23</w:t>
+      </w:r>
+      <w:r>
+        <w:tab/>
+      </w:r>
+      <w:r>
+        <w:tab/>
+      </w:r>
+    </w:p>
+    <w:p>
+      <w:pPr>
+        <w:ind w:left="1440" w:hanging="1440"/>
+      </w:pPr>
+      <w:r>
+        <w:t>103</w:t>
+      </w:r>
+      <w:r>
+        <w:tab/>
+        <w:t>Leeta</w:t>
+      </w:r>
+      <w:r>
+        <w:tab/>
+      </w:r>
+      <w:r>
+        <w:tab/>
+        <w:t>24</w:t>
+      </w:r>
+      <w:r>
+        <w:tab/>
+      </w:r>
+      <w:r>
+        <w:tab/>
+      </w:r>
+    </w:p>
+    <w:p/>
+    <w:p>
+      <w:proofErr w:type="gramStart"/>
+      <w:r>
+        <w:t>4</w:t>
+      </w:r>
+      <w:r>
+        <w:rPr>
+          <w:vertAlign w:val="superscript"/>
+        </w:rPr>
+        <w:t>rd</w:t>
+      </w:r>
+      <w:proofErr w:type="gramEnd"/>
+      <w:r>
+        <w:t xml:space="preserve"> approach </w:t>
+      </w:r>
+      <w:r>
+        <w:tab/>
+        <w:t xml:space="preserve">with help of aggregate operator or function with $lookup operator we can retrieve more than one </w:t>
+      </w:r>
+      <w:proofErr w:type="gramStart"/>
+      <w:r>
+        <w:t>collections</w:t>
+      </w:r>
+      <w:proofErr w:type="gramEnd"/>
+      <w:r>
+        <w:t xml:space="preserve"> documents. </w:t>
+      </w:r>
+    </w:p>
+    <w:p>
+      <w:pPr>
+        <w:rPr>
+          <w:b/>
+          <w:bCs/>
+        </w:rPr>
+      </w:pPr>
+      <w:r>
+        <w:rPr>
+          <w:b/>
+          <w:bCs/>
+        </w:rPr>
+        <w:t>Trainer</w:t>
+      </w:r>
+      <w:r>
+        <w:rPr>
+          <w:b/>
+          <w:bCs/>
+        </w:rPr>
+        <w:t>4</w:t>
+      </w:r>
+      <w:r>
+        <w:rPr>
+          <w:b/>
+          <w:bCs/>
+        </w:rPr>
+        <w:t xml:space="preserve"> </w:t>
+      </w:r>
+      <w:r>
+        <w:rPr>
+          <w:b/>
+          <w:bCs/>
+        </w:rPr>
+        <w:sym w:font="Wingdings" w:char="F0E0"/>
+      </w:r>
+      <w:r>
+        <w:rPr>
+          <w:b/>
+          <w:bCs/>
+        </w:rPr>
+        <w:t xml:space="preserve">Collection </w:t>
+      </w:r>
+    </w:p>
+    <w:p>
+      <w:r>
+        <w:t>_</w:t>
+      </w:r>
+      <w:proofErr w:type="gramStart"/>
+      <w:r>
+        <w:t>id(</w:t>
+      </w:r>
+      <w:proofErr w:type="gramEnd"/>
+      <w:r>
+        <w:t>like PK)</w:t>
+      </w:r>
+      <w:r>
+        <w:tab/>
+      </w:r>
+      <w:proofErr w:type="spellStart"/>
+      <w:r>
+        <w:t>Tname</w:t>
+      </w:r>
+      <w:proofErr w:type="spellEnd"/>
+      <w:r>
+        <w:tab/>
+      </w:r>
+      <w:r>
+        <w:tab/>
+        <w:t xml:space="preserve">tech </w:t>
+      </w:r>
+      <w:r>
+        <w:tab/>
+      </w:r>
+      <w:r>
+        <w:tab/>
+        <w:t>S</w:t>
+      </w:r>
+      <w:r>
+        <w:t>ID</w:t>
+      </w:r>
+      <w:r>
+        <w:t xml:space="preserve"> </w:t>
+      </w:r>
+    </w:p>
+    <w:p>
+      <w:r>
+        <w:t>1</w:t>
+      </w:r>
+      <w:r>
+        <w:tab/>
+      </w:r>
+      <w:r>
+        <w:tab/>
+        <w:t>Raj</w:t>
+      </w:r>
+      <w:r>
+        <w:tab/>
+      </w:r>
+      <w:r>
+        <w:tab/>
+        <w:t>Java</w:t>
+      </w:r>
+      <w:r>
+        <w:tab/>
+      </w:r>
+      <w:r>
+        <w:tab/>
+        <w:t>[</w:t>
+      </w:r>
+      <w:r>
+        <w:t>100,101,104]</w:t>
+      </w:r>
+    </w:p>
+    <w:p>
+      <w:r>
+        <w:t>2</w:t>
+      </w:r>
+      <w:r>
+        <w:tab/>
+      </w:r>
+      <w:r>
+        <w:tab/>
+        <w:t>John</w:t>
+      </w:r>
+      <w:r>
+        <w:tab/>
+      </w:r>
+      <w:r>
+        <w:tab/>
+        <w:t xml:space="preserve">Python </w:t>
+      </w:r>
+      <w:r>
+        <w:tab/>
+        <w:t>[</w:t>
+      </w:r>
+      <w:r>
+        <w:t>102,103</w:t>
+      </w:r>
+      <w:r>
+        <w:t>]</w:t>
+      </w:r>
+    </w:p>
+    <w:p>
+      <w:pPr>
+        <w:rPr>
+          <w:b/>
+          <w:bCs/>
+        </w:rPr>
+      </w:pPr>
+      <w:r>
+        <w:rPr>
+          <w:b/>
+          <w:bCs/>
+        </w:rPr>
+        <w:t>Student</w:t>
+      </w:r>
+      <w:r>
+        <w:rPr>
+          <w:b/>
+          <w:bCs/>
+        </w:rPr>
+        <w:t>4</w:t>
+      </w:r>
+      <w:r>
+        <w:rPr>
+          <w:b/>
+          <w:bCs/>
+        </w:rPr>
+        <w:sym w:font="Wingdings" w:char="F0E0"/>
+      </w:r>
+      <w:r>
+        <w:rPr>
+          <w:b/>
+          <w:bCs/>
+        </w:rPr>
+        <w:t xml:space="preserve"> Collection </w:t>
+      </w:r>
+      <w:r>
+        <w:rPr>
+          <w:b/>
+          <w:bCs/>
+        </w:rPr>
+        <w:tab/>
+      </w:r>
+      <w:r>
+        <w:rPr>
+          <w:b/>
+          <w:bCs/>
+        </w:rPr>
+        <w:tab/>
+      </w:r>
+    </w:p>
+    <w:p>
+      <w:r>
+        <w:t>_</w:t>
+      </w:r>
+      <w:proofErr w:type="gramStart"/>
+      <w:r>
+        <w:t>id(</w:t>
+      </w:r>
+      <w:proofErr w:type="gramEnd"/>
+      <w:r>
+        <w:t>PK)</w:t>
+      </w:r>
+      <w:r>
+        <w:tab/>
+      </w:r>
+      <w:r>
+        <w:tab/>
+      </w:r>
+      <w:proofErr w:type="spellStart"/>
+      <w:r>
+        <w:t>SName</w:t>
+      </w:r>
+      <w:proofErr w:type="spellEnd"/>
+      <w:r>
+        <w:tab/>
+        <w:t>Age</w:t>
+      </w:r>
+      <w:r>
+        <w:tab/>
+      </w:r>
+      <w:r>
+        <w:tab/>
+      </w:r>
+    </w:p>
+    <w:p>
+      <w:r>
+        <w:t>100</w:t>
+      </w:r>
+      <w:r>
+        <w:tab/>
+      </w:r>
+      <w:r>
+        <w:tab/>
+        <w:t>Meeta</w:t>
+      </w:r>
+      <w:r>
+        <w:tab/>
+      </w:r>
+      <w:r>
+        <w:tab/>
+        <w:t>21</w:t>
+      </w:r>
+      <w:r>
+        <w:tab/>
+      </w:r>
+      <w:r>
+        <w:tab/>
+      </w:r>
+    </w:p>
+    <w:p>
+      <w:r>
+        <w:t>101</w:t>
+      </w:r>
+      <w:r>
+        <w:tab/>
+      </w:r>
+      <w:r>
+        <w:tab/>
+        <w:t>Veeta</w:t>
+      </w:r>
+      <w:r>
+        <w:tab/>
+      </w:r>
+      <w:r>
+        <w:tab/>
+        <w:t>22</w:t>
+      </w:r>
+      <w:r>
+        <w:tab/>
+      </w:r>
+      <w:r>
+        <w:tab/>
+      </w:r>
+    </w:p>
+    <w:p>
+      <w:r>
+        <w:t>102</w:t>
+      </w:r>
+      <w:r>
+        <w:tab/>
+      </w:r>
+      <w:r>
+        <w:tab/>
+      </w:r>
+      <w:proofErr w:type="spellStart"/>
+      <w:r>
+        <w:t>Teeta</w:t>
+      </w:r>
+      <w:proofErr w:type="spellEnd"/>
+      <w:r>
+        <w:tab/>
+      </w:r>
+      <w:r>
+        <w:tab/>
+        <w:t>23</w:t>
+      </w:r>
+      <w:r>
+        <w:tab/>
+      </w:r>
+      <w:r>
+        <w:tab/>
+      </w:r>
+    </w:p>
+    <w:p>
+      <w:pPr>
+        <w:ind w:left="1440" w:hanging="1440"/>
+      </w:pPr>
+      <w:r>
+        <w:t>103</w:t>
+      </w:r>
+      <w:r>
+        <w:tab/>
+        <w:t>Leeta</w:t>
+      </w:r>
+      <w:r>
+        <w:tab/>
+      </w:r>
+      <w:r>
+        <w:tab/>
+        <w:t>24</w:t>
+      </w:r>
+      <w:r>
+        <w:tab/>
+      </w:r>
+      <w:r>
+        <w:tab/>
+      </w:r>
+    </w:p>
     <w:p/>
     <w:p/>
     <w:p/>
     <w:p/>
-    <w:p/>
-    <w:p/>
-    <w:p/>
-    <w:p/>
-    <w:p/>
-    <w:p/>
-    <w:p>
-      <w:pPr>
-        <w:pStyle w:val="ListParagraph"/>
-      </w:pPr>
-    </w:p>
     <w:sectPr>
       <w:pgSz w:w="11906" w:h="16838"/>
       <w:pgMar w:top="1440" w:right="1440" w:bottom="1440" w:left="1440" w:header="708" w:footer="708" w:gutter="0"/>

--- a/FSD - Designing and Managing Databases with MongoDB/FSD MERN - Designing and Managing Databases with MongoDB - Day 7 - 02-05-2026.docx
+++ b/FSD - Designing and Managing Databases with MongoDB/FSD MERN - Designing and Managing Databases with MongoDB - Day 7 - 02-05-2026.docx
@@ -4563,6 +4563,419 @@
         <w:tab/>
       </w:r>
     </w:p>
+    <w:p/>
+    <w:p>
+      <w:pPr>
+        <w:rPr>
+          <w:b/>
+          <w:bCs/>
+        </w:rPr>
+      </w:pPr>
+      <w:r>
+        <w:rPr>
+          <w:b/>
+          <w:bCs/>
+        </w:rPr>
+        <w:t xml:space="preserve">Mongo Db Index </w:t>
+      </w:r>
+    </w:p>
+    <w:p>
+      <w:r>
+        <w:t xml:space="preserve">Without index if we retrieve any document from a collection the whole collection get scan to retrieve </w:t>
+      </w:r>
+      <w:proofErr w:type="gramStart"/>
+      <w:r>
+        <w:t>particular documents</w:t>
+      </w:r>
+      <w:proofErr w:type="gramEnd"/>
+      <w:r>
+        <w:t xml:space="preserve">. </w:t>
+      </w:r>
+    </w:p>
+    <w:p>
+      <w:r>
+        <w:t xml:space="preserve">Using index it </w:t>
+      </w:r>
+      <w:proofErr w:type="gramStart"/>
+      <w:r>
+        <w:t>help</w:t>
+      </w:r>
+      <w:proofErr w:type="gramEnd"/>
+      <w:r>
+        <w:t xml:space="preserve"> to improve the performance. </w:t>
+      </w:r>
+    </w:p>
+    <w:p>
+      <w:r>
+        <w:t xml:space="preserve">By </w:t>
+      </w:r>
+      <w:proofErr w:type="gramStart"/>
+      <w:r>
+        <w:t>default</w:t>
+      </w:r>
+      <w:proofErr w:type="gramEnd"/>
+      <w:r>
+        <w:t xml:space="preserve"> unique index created in mongo db. That index is link _id property. </w:t>
+      </w:r>
+    </w:p>
+    <w:p>
+      <w:r>
+        <w:t xml:space="preserve">If you need you can create the index on </w:t>
+      </w:r>
+      <w:proofErr w:type="gramStart"/>
+      <w:r>
+        <w:t>particular field</w:t>
+      </w:r>
+      <w:proofErr w:type="gramEnd"/>
+      <w:r>
+        <w:t xml:space="preserve"> or attribute of </w:t>
+      </w:r>
+      <w:proofErr w:type="gramStart"/>
+      <w:r>
+        <w:t>that documents</w:t>
+      </w:r>
+      <w:proofErr w:type="gramEnd"/>
+      <w:r>
+        <w:t xml:space="preserve">. </w:t>
+      </w:r>
+    </w:p>
+    <w:p>
+      <w:proofErr w:type="spellStart"/>
+      <w:proofErr w:type="gramStart"/>
+      <w:r>
+        <w:t>Db.collectionName.createIndex</w:t>
+      </w:r>
+      <w:proofErr w:type="spellEnd"/>
+      <w:proofErr w:type="gramEnd"/>
+      <w:r>
+        <w:t xml:space="preserve">({fieldname:1/-1}) 1 ascending and -1 descending index. </w:t>
+      </w:r>
+    </w:p>
+    <w:p>
+      <w:r>
+        <w:t xml:space="preserve">If you want to view </w:t>
+      </w:r>
+      <w:proofErr w:type="gramStart"/>
+      <w:r>
+        <w:t>particular collection</w:t>
+      </w:r>
+      <w:proofErr w:type="gramEnd"/>
+      <w:r>
+        <w:t xml:space="preserve"> </w:t>
+      </w:r>
+      <w:proofErr w:type="gramStart"/>
+      <w:r>
+        <w:t>index</w:t>
+      </w:r>
+      <w:proofErr w:type="gramEnd"/>
+      <w:r>
+        <w:t xml:space="preserve"> then you can write the below query as </w:t>
+      </w:r>
+    </w:p>
+    <w:p>
+      <w:proofErr w:type="spellStart"/>
+      <w:proofErr w:type="gramStart"/>
+      <w:r>
+        <w:t>Db.collectionName.getIndexes</w:t>
+      </w:r>
+      <w:proofErr w:type="spellEnd"/>
+      <w:proofErr w:type="gramEnd"/>
+      <w:r>
+        <w:t>();</w:t>
+      </w:r>
+    </w:p>
+    <w:p>
+      <w:r>
+        <w:lastRenderedPageBreak/>
+        <w:t xml:space="preserve">By </w:t>
+      </w:r>
+      <w:proofErr w:type="gramStart"/>
+      <w:r>
+        <w:t>default</w:t>
+      </w:r>
+      <w:proofErr w:type="gramEnd"/>
+      <w:r>
+        <w:t xml:space="preserve"> _id only field consider as unique field. But if you need phone number, </w:t>
+      </w:r>
+      <w:proofErr w:type="spellStart"/>
+      <w:r>
+        <w:t>emailId</w:t>
+      </w:r>
+      <w:proofErr w:type="spellEnd"/>
+      <w:r>
+        <w:t xml:space="preserve"> as unique then you can create the unique index </w:t>
+      </w:r>
+    </w:p>
+    <w:p>
+      <w:proofErr w:type="spellStart"/>
+      <w:proofErr w:type="gramStart"/>
+      <w:r>
+        <w:t>d</w:t>
+      </w:r>
+      <w:r>
+        <w:t>b.collectionname</w:t>
+      </w:r>
+      <w:proofErr w:type="spellEnd"/>
+      <w:proofErr w:type="gramEnd"/>
+      <w:r>
+        <w:t>({emailId:1</w:t>
+      </w:r>
+      <w:proofErr w:type="gramStart"/>
+      <w:r>
+        <w:t>},{</w:t>
+      </w:r>
+      <w:proofErr w:type="spellStart"/>
+      <w:r>
+        <w:t>unique:true</w:t>
+      </w:r>
+      <w:proofErr w:type="spellEnd"/>
+      <w:proofErr w:type="gramEnd"/>
+      <w:r>
+        <w:t>});</w:t>
+      </w:r>
+    </w:p>
+    <w:p>
+      <w:r>
+        <w:t xml:space="preserve">We can create the compound </w:t>
+      </w:r>
+      <w:proofErr w:type="gramStart"/>
+      <w:r>
+        <w:t>index .means</w:t>
+      </w:r>
+      <w:proofErr w:type="gramEnd"/>
+      <w:r>
+        <w:t xml:space="preserve"> combining 2 fields. </w:t>
+      </w:r>
+    </w:p>
+    <w:p>
+      <w:proofErr w:type="spellStart"/>
+      <w:proofErr w:type="gramStart"/>
+      <w:r>
+        <w:t>Db.collectionName.createIndex</w:t>
+      </w:r>
+      <w:proofErr w:type="spellEnd"/>
+      <w:proofErr w:type="gramEnd"/>
+      <w:r>
+        <w:t>({emailId:</w:t>
+      </w:r>
+      <w:proofErr w:type="gramStart"/>
+      <w:r>
+        <w:t>1,phonenumber</w:t>
+      </w:r>
+      <w:proofErr w:type="gramEnd"/>
+      <w:r>
+        <w:t>:-1});</w:t>
+      </w:r>
+    </w:p>
+    <w:p/>
+    <w:p>
+      <w:proofErr w:type="spellStart"/>
+      <w:proofErr w:type="gramStart"/>
+      <w:r>
+        <w:rPr>
+          <w:highlight w:val="yellow"/>
+        </w:rPr>
+        <w:t>db.employees</w:t>
+      </w:r>
+      <w:proofErr w:type="gramEnd"/>
+      <w:r>
+        <w:rPr>
+          <w:highlight w:val="yellow"/>
+        </w:rPr>
+        <w:t>.</w:t>
+      </w:r>
+      <w:proofErr w:type="gramStart"/>
+      <w:r>
+        <w:rPr>
+          <w:highlight w:val="yellow"/>
+        </w:rPr>
+        <w:t>getIndexes</w:t>
+      </w:r>
+      <w:proofErr w:type="spellEnd"/>
+      <w:r>
+        <w:rPr>
+          <w:highlight w:val="yellow"/>
+        </w:rPr>
+        <w:t>(</w:t>
+      </w:r>
+      <w:proofErr w:type="gramEnd"/>
+      <w:r>
+        <w:rPr>
+          <w:highlight w:val="yellow"/>
+        </w:rPr>
+        <w:t>);</w:t>
+      </w:r>
+    </w:p>
+    <w:p>
+      <w:proofErr w:type="spellStart"/>
+      <w:proofErr w:type="gramStart"/>
+      <w:r>
+        <w:rPr>
+          <w:highlight w:val="yellow"/>
+        </w:rPr>
+        <w:t>db.employees</w:t>
+      </w:r>
+      <w:proofErr w:type="gramEnd"/>
+      <w:r>
+        <w:rPr>
+          <w:highlight w:val="yellow"/>
+        </w:rPr>
+        <w:t>.createIndex</w:t>
+      </w:r>
+      <w:proofErr w:type="spellEnd"/>
+      <w:r>
+        <w:rPr>
+          <w:highlight w:val="yellow"/>
+        </w:rPr>
+        <w:t>({deptId:1});</w:t>
+      </w:r>
+    </w:p>
+    <w:p>
+      <w:proofErr w:type="spellStart"/>
+      <w:proofErr w:type="gramStart"/>
+      <w:r>
+        <w:rPr>
+          <w:highlight w:val="yellow"/>
+        </w:rPr>
+        <w:t>db.employees</w:t>
+      </w:r>
+      <w:proofErr w:type="gramEnd"/>
+      <w:r>
+        <w:rPr>
+          <w:highlight w:val="yellow"/>
+        </w:rPr>
+        <w:t>.find</w:t>
+      </w:r>
+      <w:proofErr w:type="spellEnd"/>
+      <w:r>
+        <w:rPr>
+          <w:highlight w:val="yellow"/>
+        </w:rPr>
+        <w:t>({_id:10}</w:t>
+      </w:r>
+      <w:proofErr w:type="gramStart"/>
+      <w:r>
+        <w:rPr>
+          <w:highlight w:val="yellow"/>
+        </w:rPr>
+        <w:t>).explain</w:t>
+      </w:r>
+      <w:proofErr w:type="gramEnd"/>
+      <w:r>
+        <w:rPr>
+          <w:highlight w:val="yellow"/>
+        </w:rPr>
+        <w:t>("</w:t>
+      </w:r>
+      <w:proofErr w:type="spellStart"/>
+      <w:r>
+        <w:rPr>
+          <w:highlight w:val="yellow"/>
+        </w:rPr>
+        <w:t>executionStats</w:t>
+      </w:r>
+      <w:proofErr w:type="spellEnd"/>
+      <w:r>
+        <w:rPr>
+          <w:highlight w:val="yellow"/>
+        </w:rPr>
+        <w:t>");</w:t>
+      </w:r>
+    </w:p>
+    <w:p>
+      <w:proofErr w:type="spellStart"/>
+      <w:proofErr w:type="gramStart"/>
+      <w:r>
+        <w:rPr>
+          <w:highlight w:val="yellow"/>
+        </w:rPr>
+        <w:t>db.employees</w:t>
+      </w:r>
+      <w:proofErr w:type="gramEnd"/>
+      <w:r>
+        <w:rPr>
+          <w:highlight w:val="yellow"/>
+        </w:rPr>
+        <w:t>.find</w:t>
+      </w:r>
+      <w:proofErr w:type="spellEnd"/>
+      <w:r>
+        <w:rPr>
+          <w:highlight w:val="yellow"/>
+        </w:rPr>
+        <w:t>({deptId:101}</w:t>
+      </w:r>
+      <w:proofErr w:type="gramStart"/>
+      <w:r>
+        <w:rPr>
+          <w:highlight w:val="yellow"/>
+        </w:rPr>
+        <w:t>).explain</w:t>
+      </w:r>
+      <w:proofErr w:type="gramEnd"/>
+      <w:r>
+        <w:rPr>
+          <w:highlight w:val="yellow"/>
+        </w:rPr>
+        <w:t>("</w:t>
+      </w:r>
+      <w:proofErr w:type="spellStart"/>
+      <w:r>
+        <w:rPr>
+          <w:highlight w:val="yellow"/>
+        </w:rPr>
+        <w:t>executionStats</w:t>
+      </w:r>
+      <w:proofErr w:type="spellEnd"/>
+      <w:r>
+        <w:rPr>
+          <w:highlight w:val="yellow"/>
+        </w:rPr>
+        <w:t>");</w:t>
+      </w:r>
+    </w:p>
+    <w:p>
+      <w:proofErr w:type="spellStart"/>
+      <w:proofErr w:type="gramStart"/>
+      <w:r>
+        <w:rPr>
+          <w:highlight w:val="yellow"/>
+        </w:rPr>
+        <w:t>db.collectionname</w:t>
+      </w:r>
+      <w:proofErr w:type="spellEnd"/>
+      <w:proofErr w:type="gramEnd"/>
+      <w:r>
+        <w:rPr>
+          <w:highlight w:val="yellow"/>
+        </w:rPr>
+        <w:t>({emailId:1</w:t>
+      </w:r>
+      <w:proofErr w:type="gramStart"/>
+      <w:r>
+        <w:rPr>
+          <w:highlight w:val="yellow"/>
+        </w:rPr>
+        <w:t>},{</w:t>
+      </w:r>
+      <w:proofErr w:type="spellStart"/>
+      <w:r>
+        <w:rPr>
+          <w:highlight w:val="yellow"/>
+        </w:rPr>
+        <w:t>unique:true</w:t>
+      </w:r>
+      <w:proofErr w:type="spellEnd"/>
+      <w:proofErr w:type="gramEnd"/>
+      <w:r>
+        <w:rPr>
+          <w:highlight w:val="yellow"/>
+        </w:rPr>
+        <w:t>});</w:t>
+      </w:r>
+    </w:p>
+    <w:p/>
+    <w:p/>
     <w:p/>
     <w:p/>
     <w:p/>
